--- a/Modelagem(MER)/Imobiliaria/trabalho imobiliaria.docx
+++ b/Modelagem(MER)/Imobiliaria/trabalho imobiliaria.docx
@@ -5645,16 +5645,28 @@
         <w:pStyle w:val="NormalWeb"/>
         <w:spacing w:before="0" w:beforeAutospacing="0" w:after="0" w:afterAutospacing="0"/>
       </w:pPr>
+    </w:p>
+    <w:p>
+      <w:pPr>
+        <w:pStyle w:val="NormalWeb"/>
+        <w:spacing w:before="0" w:beforeAutospacing="0" w:after="0" w:afterAutospacing="0"/>
+      </w:pPr>
+    </w:p>
+    <w:p>
+      <w:pPr>
+        <w:pStyle w:val="NormalWeb"/>
+        <w:spacing w:before="0" w:beforeAutospacing="0" w:after="0" w:afterAutospacing="0"/>
+      </w:pPr>
       <w:r>
         <w:rPr>
           <w:noProof/>
         </w:rPr>
         <w:lastRenderedPageBreak/>
         <w:drawing>
-          <wp:inline distT="0" distB="0" distL="0" distR="0" wp14:anchorId="0AF668FE" wp14:editId="0F043530">
-            <wp:extent cx="3533775" cy="1076325"/>
-            <wp:effectExtent l="0" t="0" r="9525" b="9525"/>
-            <wp:docPr id="31" name="Imagem 31"/>
+          <wp:inline distT="0" distB="0" distL="0" distR="0" wp14:anchorId="25CB9CAE" wp14:editId="6BC1033B">
+            <wp:extent cx="3378200" cy="566326"/>
+            <wp:effectExtent l="0" t="0" r="0" b="5715"/>
+            <wp:docPr id="13" name="Imagem 13"/>
             <wp:cNvGraphicFramePr>
               <a:graphicFrameLocks xmlns:a="http://schemas.openxmlformats.org/drawingml/2006/main" noChangeAspect="1"/>
             </wp:cNvGraphicFramePr>
@@ -5674,7 +5686,7 @@
                   <pic:spPr>
                     <a:xfrm>
                       <a:off x="0" y="0"/>
-                      <a:ext cx="3533775" cy="1076325"/>
+                      <a:ext cx="3441013" cy="576856"/>
                     </a:xfrm>
                     <a:prstGeom prst="rect">
                       <a:avLst/>
@@ -5694,19 +5706,15 @@
       </w:pPr>
     </w:p>
     <w:p>
-      <w:pPr>
-        <w:pStyle w:val="NormalWeb"/>
-        <w:spacing w:before="0" w:beforeAutospacing="0" w:after="0" w:afterAutospacing="0"/>
-      </w:pPr>
       <w:r>
         <w:rPr>
           <w:noProof/>
         </w:rPr>
         <w:drawing>
-          <wp:inline distT="0" distB="0" distL="0" distR="0" wp14:anchorId="5D05A4BA" wp14:editId="3DED0ECB">
-            <wp:extent cx="3371850" cy="1362075"/>
-            <wp:effectExtent l="0" t="0" r="0" b="9525"/>
-            <wp:docPr id="32" name="Imagem 32"/>
+          <wp:inline distT="0" distB="0" distL="0" distR="0" wp14:anchorId="7E6FEABA" wp14:editId="48A00C29">
+            <wp:extent cx="4167643" cy="1060450"/>
+            <wp:effectExtent l="0" t="0" r="4445" b="6350"/>
+            <wp:docPr id="33" name="Imagem 33"/>
             <wp:cNvGraphicFramePr>
               <a:graphicFrameLocks xmlns:a="http://schemas.openxmlformats.org/drawingml/2006/main" noChangeAspect="1"/>
             </wp:cNvGraphicFramePr>
@@ -5726,7 +5734,7 @@
                   <pic:spPr>
                     <a:xfrm>
                       <a:off x="0" y="0"/>
-                      <a:ext cx="3371850" cy="1362075"/>
+                      <a:ext cx="4217553" cy="1073149"/>
                     </a:xfrm>
                     <a:prstGeom prst="rect">
                       <a:avLst/>
@@ -5739,11 +5747,28 @@
         </w:drawing>
       </w:r>
     </w:p>
-    <w:p/>
-    <w:p>
-      <w:pPr>
-        <w:pStyle w:val="NormalWeb"/>
-        <w:spacing w:before="0" w:beforeAutospacing="0" w:after="0" w:afterAutospacing="0"/>
+    <w:p>
+      <w:pPr>
+        <w:pStyle w:val="NormalWeb"/>
+        <w:spacing w:before="0" w:beforeAutospacing="0" w:after="0" w:afterAutospacing="0"/>
+        <w:rPr>
+          <w:rFonts w:ascii="Calibri" w:hAnsi="Calibri" w:cs="Calibri"/>
+          <w:color w:val="000000"/>
+          <w:sz w:val="22"/>
+          <w:szCs w:val="22"/>
+        </w:rPr>
+      </w:pPr>
+    </w:p>
+    <w:p>
+      <w:pPr>
+        <w:pStyle w:val="NormalWeb"/>
+        <w:spacing w:before="0" w:beforeAutospacing="0" w:after="0" w:afterAutospacing="0"/>
+        <w:rPr>
+          <w:rFonts w:ascii="Calibri" w:hAnsi="Calibri" w:cs="Calibri"/>
+          <w:color w:val="000000"/>
+          <w:sz w:val="22"/>
+          <w:szCs w:val="22"/>
+        </w:rPr>
       </w:pPr>
       <w:r>
         <w:rPr>
@@ -5807,8 +5832,109 @@
         </w:rPr>
         <w:t xml:space="preserve"> dos inquilinos que nasceram no dia 21:</w:t>
       </w:r>
-      <w:bookmarkStart w:id="0" w:name="_GoBack"/>
-      <w:bookmarkEnd w:id="0"/>
+    </w:p>
+    <w:p>
+      <w:pPr>
+        <w:pStyle w:val="NormalWeb"/>
+        <w:spacing w:before="0" w:beforeAutospacing="0" w:after="0" w:afterAutospacing="0"/>
+        <w:rPr>
+          <w:rFonts w:ascii="Calibri" w:hAnsi="Calibri" w:cs="Calibri"/>
+          <w:color w:val="000000"/>
+          <w:sz w:val="22"/>
+          <w:szCs w:val="22"/>
+        </w:rPr>
+      </w:pPr>
+    </w:p>
+    <w:p>
+      <w:pPr>
+        <w:pStyle w:val="NormalWeb"/>
+        <w:spacing w:before="0" w:beforeAutospacing="0" w:after="0" w:afterAutospacing="0"/>
+      </w:pPr>
+    </w:p>
+    <w:p>
+      <w:r>
+        <w:rPr>
+          <w:noProof/>
+        </w:rPr>
+        <w:drawing>
+          <wp:inline distT="0" distB="0" distL="0" distR="0" wp14:anchorId="61DDA54A" wp14:editId="66F80F4A">
+            <wp:extent cx="2618358" cy="742950"/>
+            <wp:effectExtent l="0" t="0" r="0" b="0"/>
+            <wp:docPr id="34" name="Imagem 34"/>
+            <wp:cNvGraphicFramePr>
+              <a:graphicFrameLocks xmlns:a="http://schemas.openxmlformats.org/drawingml/2006/main" noChangeAspect="1"/>
+            </wp:cNvGraphicFramePr>
+            <a:graphic xmlns:a="http://schemas.openxmlformats.org/drawingml/2006/main">
+              <a:graphicData uri="http://schemas.openxmlformats.org/drawingml/2006/picture">
+                <pic:pic xmlns:pic="http://schemas.openxmlformats.org/drawingml/2006/picture">
+                  <pic:nvPicPr>
+                    <pic:cNvPr id="1" name=""/>
+                    <pic:cNvPicPr/>
+                  </pic:nvPicPr>
+                  <pic:blipFill>
+                    <a:blip r:embed="rId36"/>
+                    <a:stretch>
+                      <a:fillRect/>
+                    </a:stretch>
+                  </pic:blipFill>
+                  <pic:spPr>
+                    <a:xfrm>
+                      <a:off x="0" y="0"/>
+                      <a:ext cx="2646614" cy="750967"/>
+                    </a:xfrm>
+                    <a:prstGeom prst="rect">
+                      <a:avLst/>
+                    </a:prstGeom>
+                  </pic:spPr>
+                </pic:pic>
+              </a:graphicData>
+            </a:graphic>
+          </wp:inline>
+        </w:drawing>
+      </w:r>
+    </w:p>
+    <w:p/>
+    <w:p>
+      <w:r>
+        <w:rPr>
+          <w:noProof/>
+        </w:rPr>
+        <w:drawing>
+          <wp:inline distT="0" distB="0" distL="0" distR="0" wp14:anchorId="3871FB19" wp14:editId="45306539">
+            <wp:extent cx="1930400" cy="636396"/>
+            <wp:effectExtent l="0" t="0" r="0" b="0"/>
+            <wp:docPr id="35" name="Imagem 35"/>
+            <wp:cNvGraphicFramePr>
+              <a:graphicFrameLocks xmlns:a="http://schemas.openxmlformats.org/drawingml/2006/main" noChangeAspect="1"/>
+            </wp:cNvGraphicFramePr>
+            <a:graphic xmlns:a="http://schemas.openxmlformats.org/drawingml/2006/main">
+              <a:graphicData uri="http://schemas.openxmlformats.org/drawingml/2006/picture">
+                <pic:pic xmlns:pic="http://schemas.openxmlformats.org/drawingml/2006/picture">
+                  <pic:nvPicPr>
+                    <pic:cNvPr id="1" name=""/>
+                    <pic:cNvPicPr/>
+                  </pic:nvPicPr>
+                  <pic:blipFill>
+                    <a:blip r:embed="rId37"/>
+                    <a:stretch>
+                      <a:fillRect/>
+                    </a:stretch>
+                  </pic:blipFill>
+                  <pic:spPr>
+                    <a:xfrm>
+                      <a:off x="0" y="0"/>
+                      <a:ext cx="1971668" cy="650001"/>
+                    </a:xfrm>
+                    <a:prstGeom prst="rect">
+                      <a:avLst/>
+                    </a:prstGeom>
+                  </pic:spPr>
+                </pic:pic>
+              </a:graphicData>
+            </a:graphic>
+          </wp:inline>
+        </w:drawing>
+      </w:r>
     </w:p>
     <w:p/>
     <w:p>
@@ -5881,9 +6007,101 @@
     </w:p>
     <w:p/>
     <w:p>
-      <w:pPr>
-        <w:pStyle w:val="NormalWeb"/>
-        <w:spacing w:before="0" w:beforeAutospacing="0" w:after="0" w:afterAutospacing="0"/>
+      <w:r>
+        <w:rPr>
+          <w:noProof/>
+        </w:rPr>
+        <w:lastRenderedPageBreak/>
+        <w:drawing>
+          <wp:inline distT="0" distB="0" distL="0" distR="0" wp14:anchorId="5D825C17" wp14:editId="3B8D70E9">
+            <wp:extent cx="2552700" cy="747969"/>
+            <wp:effectExtent l="0" t="0" r="0" b="0"/>
+            <wp:docPr id="36" name="Imagem 36"/>
+            <wp:cNvGraphicFramePr>
+              <a:graphicFrameLocks xmlns:a="http://schemas.openxmlformats.org/drawingml/2006/main" noChangeAspect="1"/>
+            </wp:cNvGraphicFramePr>
+            <a:graphic xmlns:a="http://schemas.openxmlformats.org/drawingml/2006/main">
+              <a:graphicData uri="http://schemas.openxmlformats.org/drawingml/2006/picture">
+                <pic:pic xmlns:pic="http://schemas.openxmlformats.org/drawingml/2006/picture">
+                  <pic:nvPicPr>
+                    <pic:cNvPr id="1" name=""/>
+                    <pic:cNvPicPr/>
+                  </pic:nvPicPr>
+                  <pic:blipFill>
+                    <a:blip r:embed="rId38"/>
+                    <a:stretch>
+                      <a:fillRect/>
+                    </a:stretch>
+                  </pic:blipFill>
+                  <pic:spPr>
+                    <a:xfrm>
+                      <a:off x="0" y="0"/>
+                      <a:ext cx="2598600" cy="761418"/>
+                    </a:xfrm>
+                    <a:prstGeom prst="rect">
+                      <a:avLst/>
+                    </a:prstGeom>
+                  </pic:spPr>
+                </pic:pic>
+              </a:graphicData>
+            </a:graphic>
+          </wp:inline>
+        </w:drawing>
+      </w:r>
+    </w:p>
+    <w:p/>
+    <w:p>
+      <w:r>
+        <w:rPr>
+          <w:noProof/>
+        </w:rPr>
+        <w:drawing>
+          <wp:inline distT="0" distB="0" distL="0" distR="0" wp14:anchorId="135C1B8E" wp14:editId="28876F9E">
+            <wp:extent cx="1898650" cy="768325"/>
+            <wp:effectExtent l="0" t="0" r="6350" b="0"/>
+            <wp:docPr id="37" name="Imagem 37"/>
+            <wp:cNvGraphicFramePr>
+              <a:graphicFrameLocks xmlns:a="http://schemas.openxmlformats.org/drawingml/2006/main" noChangeAspect="1"/>
+            </wp:cNvGraphicFramePr>
+            <a:graphic xmlns:a="http://schemas.openxmlformats.org/drawingml/2006/main">
+              <a:graphicData uri="http://schemas.openxmlformats.org/drawingml/2006/picture">
+                <pic:pic xmlns:pic="http://schemas.openxmlformats.org/drawingml/2006/picture">
+                  <pic:nvPicPr>
+                    <pic:cNvPr id="1" name=""/>
+                    <pic:cNvPicPr/>
+                  </pic:nvPicPr>
+                  <pic:blipFill>
+                    <a:blip r:embed="rId39"/>
+                    <a:stretch>
+                      <a:fillRect/>
+                    </a:stretch>
+                  </pic:blipFill>
+                  <pic:spPr>
+                    <a:xfrm>
+                      <a:off x="0" y="0"/>
+                      <a:ext cx="1921143" cy="777427"/>
+                    </a:xfrm>
+                    <a:prstGeom prst="rect">
+                      <a:avLst/>
+                    </a:prstGeom>
+                  </pic:spPr>
+                </pic:pic>
+              </a:graphicData>
+            </a:graphic>
+          </wp:inline>
+        </w:drawing>
+      </w:r>
+    </w:p>
+    <w:p>
+      <w:pPr>
+        <w:pStyle w:val="NormalWeb"/>
+        <w:spacing w:before="0" w:beforeAutospacing="0" w:after="0" w:afterAutospacing="0"/>
+        <w:rPr>
+          <w:rFonts w:ascii="Calibri" w:hAnsi="Calibri" w:cs="Calibri"/>
+          <w:color w:val="000000"/>
+          <w:sz w:val="22"/>
+          <w:szCs w:val="22"/>
+        </w:rPr>
       </w:pPr>
       <w:r>
         <w:rPr>
@@ -5948,11 +6166,127 @@
         <w:t xml:space="preserve"> dos inquilinos que nasceram no ano de 1960:</w:t>
       </w:r>
     </w:p>
+    <w:p>
+      <w:pPr>
+        <w:pStyle w:val="NormalWeb"/>
+        <w:spacing w:before="0" w:beforeAutospacing="0" w:after="0" w:afterAutospacing="0"/>
+        <w:rPr>
+          <w:rFonts w:ascii="Calibri" w:hAnsi="Calibri" w:cs="Calibri"/>
+          <w:color w:val="000000"/>
+          <w:sz w:val="22"/>
+          <w:szCs w:val="22"/>
+        </w:rPr>
+      </w:pPr>
+    </w:p>
+    <w:p>
+      <w:pPr>
+        <w:pStyle w:val="NormalWeb"/>
+        <w:spacing w:before="0" w:beforeAutospacing="0" w:after="0" w:afterAutospacing="0"/>
+      </w:pPr>
+      <w:r>
+        <w:rPr>
+          <w:noProof/>
+        </w:rPr>
+        <w:drawing>
+          <wp:inline distT="0" distB="0" distL="0" distR="0" wp14:anchorId="7E90DCCC" wp14:editId="7AA9F8AE">
+            <wp:extent cx="2635250" cy="796212"/>
+            <wp:effectExtent l="0" t="0" r="0" b="4445"/>
+            <wp:docPr id="38" name="Imagem 38"/>
+            <wp:cNvGraphicFramePr>
+              <a:graphicFrameLocks xmlns:a="http://schemas.openxmlformats.org/drawingml/2006/main" noChangeAspect="1"/>
+            </wp:cNvGraphicFramePr>
+            <a:graphic xmlns:a="http://schemas.openxmlformats.org/drawingml/2006/main">
+              <a:graphicData uri="http://schemas.openxmlformats.org/drawingml/2006/picture">
+                <pic:pic xmlns:pic="http://schemas.openxmlformats.org/drawingml/2006/picture">
+                  <pic:nvPicPr>
+                    <pic:cNvPr id="1" name=""/>
+                    <pic:cNvPicPr/>
+                  </pic:nvPicPr>
+                  <pic:blipFill>
+                    <a:blip r:embed="rId40"/>
+                    <a:stretch>
+                      <a:fillRect/>
+                    </a:stretch>
+                  </pic:blipFill>
+                  <pic:spPr>
+                    <a:xfrm>
+                      <a:off x="0" y="0"/>
+                      <a:ext cx="2669583" cy="806585"/>
+                    </a:xfrm>
+                    <a:prstGeom prst="rect">
+                      <a:avLst/>
+                    </a:prstGeom>
+                  </pic:spPr>
+                </pic:pic>
+              </a:graphicData>
+            </a:graphic>
+          </wp:inline>
+        </w:drawing>
+      </w:r>
+    </w:p>
+    <w:p>
+      <w:pPr>
+        <w:pStyle w:val="NormalWeb"/>
+        <w:spacing w:before="0" w:beforeAutospacing="0" w:after="0" w:afterAutospacing="0"/>
+      </w:pPr>
+    </w:p>
+    <w:p>
+      <w:pPr>
+        <w:pStyle w:val="NormalWeb"/>
+        <w:spacing w:before="0" w:beforeAutospacing="0" w:after="0" w:afterAutospacing="0"/>
+      </w:pPr>
+      <w:r>
+        <w:rPr>
+          <w:noProof/>
+        </w:rPr>
+        <w:drawing>
+          <wp:inline distT="0" distB="0" distL="0" distR="0" wp14:anchorId="2DAB4749" wp14:editId="2C176CC0">
+            <wp:extent cx="1717915" cy="768350"/>
+            <wp:effectExtent l="0" t="0" r="0" b="0"/>
+            <wp:docPr id="39" name="Imagem 39"/>
+            <wp:cNvGraphicFramePr>
+              <a:graphicFrameLocks xmlns:a="http://schemas.openxmlformats.org/drawingml/2006/main" noChangeAspect="1"/>
+            </wp:cNvGraphicFramePr>
+            <a:graphic xmlns:a="http://schemas.openxmlformats.org/drawingml/2006/main">
+              <a:graphicData uri="http://schemas.openxmlformats.org/drawingml/2006/picture">
+                <pic:pic xmlns:pic="http://schemas.openxmlformats.org/drawingml/2006/picture">
+                  <pic:nvPicPr>
+                    <pic:cNvPr id="1" name=""/>
+                    <pic:cNvPicPr/>
+                  </pic:nvPicPr>
+                  <pic:blipFill>
+                    <a:blip r:embed="rId41"/>
+                    <a:stretch>
+                      <a:fillRect/>
+                    </a:stretch>
+                  </pic:blipFill>
+                  <pic:spPr>
+                    <a:xfrm>
+                      <a:off x="0" y="0"/>
+                      <a:ext cx="1738319" cy="777476"/>
+                    </a:xfrm>
+                    <a:prstGeom prst="rect">
+                      <a:avLst/>
+                    </a:prstGeom>
+                  </pic:spPr>
+                </pic:pic>
+              </a:graphicData>
+            </a:graphic>
+          </wp:inline>
+        </w:drawing>
+      </w:r>
+    </w:p>
     <w:p/>
     <w:p>
       <w:pPr>
         <w:pStyle w:val="NormalWeb"/>
         <w:spacing w:before="0" w:beforeAutospacing="0" w:after="0" w:afterAutospacing="0"/>
+        <w:rPr>
+          <w:rFonts w:ascii="Calibri" w:hAnsi="Calibri" w:cs="Calibri"/>
+          <w:color w:val="5B9BD5"/>
+          <w:sz w:val="22"/>
+          <w:szCs w:val="22"/>
+        </w:rPr>
       </w:pPr>
       <w:proofErr w:type="gramStart"/>
       <w:r>
@@ -6083,11 +6417,128 @@
         <w:t>mais caro.</w:t>
       </w:r>
     </w:p>
+    <w:p>
+      <w:pPr>
+        <w:pStyle w:val="NormalWeb"/>
+        <w:spacing w:before="0" w:beforeAutospacing="0" w:after="0" w:afterAutospacing="0"/>
+        <w:rPr>
+          <w:rFonts w:ascii="Calibri" w:hAnsi="Calibri" w:cs="Calibri"/>
+          <w:color w:val="5B9BD5"/>
+          <w:sz w:val="22"/>
+          <w:szCs w:val="22"/>
+        </w:rPr>
+      </w:pPr>
+    </w:p>
+    <w:p>
+      <w:pPr>
+        <w:pStyle w:val="NormalWeb"/>
+        <w:spacing w:before="0" w:beforeAutospacing="0" w:after="0" w:afterAutospacing="0"/>
+      </w:pPr>
+      <w:r>
+        <w:rPr>
+          <w:noProof/>
+        </w:rPr>
+        <w:lastRenderedPageBreak/>
+        <w:drawing>
+          <wp:inline distT="0" distB="0" distL="0" distR="0" wp14:anchorId="2FB5A1FE" wp14:editId="52A26130">
+            <wp:extent cx="2647950" cy="667200"/>
+            <wp:effectExtent l="0" t="0" r="0" b="0"/>
+            <wp:docPr id="40" name="Imagem 40"/>
+            <wp:cNvGraphicFramePr>
+              <a:graphicFrameLocks xmlns:a="http://schemas.openxmlformats.org/drawingml/2006/main" noChangeAspect="1"/>
+            </wp:cNvGraphicFramePr>
+            <a:graphic xmlns:a="http://schemas.openxmlformats.org/drawingml/2006/main">
+              <a:graphicData uri="http://schemas.openxmlformats.org/drawingml/2006/picture">
+                <pic:pic xmlns:pic="http://schemas.openxmlformats.org/drawingml/2006/picture">
+                  <pic:nvPicPr>
+                    <pic:cNvPr id="1" name=""/>
+                    <pic:cNvPicPr/>
+                  </pic:nvPicPr>
+                  <pic:blipFill>
+                    <a:blip r:embed="rId42"/>
+                    <a:stretch>
+                      <a:fillRect/>
+                    </a:stretch>
+                  </pic:blipFill>
+                  <pic:spPr>
+                    <a:xfrm>
+                      <a:off x="0" y="0"/>
+                      <a:ext cx="2700305" cy="680392"/>
+                    </a:xfrm>
+                    <a:prstGeom prst="rect">
+                      <a:avLst/>
+                    </a:prstGeom>
+                  </pic:spPr>
+                </pic:pic>
+              </a:graphicData>
+            </a:graphic>
+          </wp:inline>
+        </w:drawing>
+      </w:r>
+    </w:p>
+    <w:p>
+      <w:pPr>
+        <w:pStyle w:val="NormalWeb"/>
+        <w:spacing w:before="0" w:beforeAutospacing="0" w:after="0" w:afterAutospacing="0"/>
+      </w:pPr>
+    </w:p>
+    <w:p>
+      <w:pPr>
+        <w:pStyle w:val="NormalWeb"/>
+        <w:spacing w:before="0" w:beforeAutospacing="0" w:after="0" w:afterAutospacing="0"/>
+      </w:pPr>
+      <w:r>
+        <w:rPr>
+          <w:noProof/>
+        </w:rPr>
+        <w:drawing>
+          <wp:inline distT="0" distB="0" distL="0" distR="0" wp14:anchorId="3911DF6C" wp14:editId="320EC92F">
+            <wp:extent cx="2600440" cy="3397250"/>
+            <wp:effectExtent l="0" t="0" r="9525" b="0"/>
+            <wp:docPr id="41" name="Imagem 41"/>
+            <wp:cNvGraphicFramePr>
+              <a:graphicFrameLocks xmlns:a="http://schemas.openxmlformats.org/drawingml/2006/main" noChangeAspect="1"/>
+            </wp:cNvGraphicFramePr>
+            <a:graphic xmlns:a="http://schemas.openxmlformats.org/drawingml/2006/main">
+              <a:graphicData uri="http://schemas.openxmlformats.org/drawingml/2006/picture">
+                <pic:pic xmlns:pic="http://schemas.openxmlformats.org/drawingml/2006/picture">
+                  <pic:nvPicPr>
+                    <pic:cNvPr id="1" name=""/>
+                    <pic:cNvPicPr/>
+                  </pic:nvPicPr>
+                  <pic:blipFill>
+                    <a:blip r:embed="rId43"/>
+                    <a:stretch>
+                      <a:fillRect/>
+                    </a:stretch>
+                  </pic:blipFill>
+                  <pic:spPr>
+                    <a:xfrm>
+                      <a:off x="0" y="0"/>
+                      <a:ext cx="2615667" cy="3417142"/>
+                    </a:xfrm>
+                    <a:prstGeom prst="rect">
+                      <a:avLst/>
+                    </a:prstGeom>
+                  </pic:spPr>
+                </pic:pic>
+              </a:graphicData>
+            </a:graphic>
+          </wp:inline>
+        </w:drawing>
+      </w:r>
+    </w:p>
     <w:p/>
     <w:p>
       <w:pPr>
         <w:pStyle w:val="NormalWeb"/>
         <w:spacing w:before="0" w:beforeAutospacing="0" w:after="0" w:afterAutospacing="0"/>
+        <w:rPr>
+          <w:rFonts w:ascii="Calibri" w:hAnsi="Calibri" w:cs="Calibri"/>
+          <w:color w:val="5B9BD5"/>
+          <w:sz w:val="22"/>
+          <w:szCs w:val="22"/>
+        </w:rPr>
       </w:pPr>
       <w:r>
         <w:rPr>
@@ -6196,20 +6647,123 @@
         <w:t>" Mauá".</w:t>
       </w:r>
     </w:p>
+    <w:p>
+      <w:pPr>
+        <w:pStyle w:val="NormalWeb"/>
+        <w:spacing w:before="0" w:beforeAutospacing="0" w:after="0" w:afterAutospacing="0"/>
+        <w:rPr>
+          <w:rFonts w:ascii="Calibri" w:hAnsi="Calibri" w:cs="Calibri"/>
+          <w:color w:val="5B9BD5"/>
+          <w:sz w:val="22"/>
+          <w:szCs w:val="22"/>
+        </w:rPr>
+      </w:pPr>
+    </w:p>
+    <w:p>
+      <w:pPr>
+        <w:pStyle w:val="NormalWeb"/>
+        <w:spacing w:before="0" w:beforeAutospacing="0" w:after="0" w:afterAutospacing="0"/>
+      </w:pPr>
+    </w:p>
+    <w:p>
+      <w:r>
+        <w:rPr>
+          <w:noProof/>
+        </w:rPr>
+        <w:lastRenderedPageBreak/>
+        <w:drawing>
+          <wp:inline distT="0" distB="0" distL="0" distR="0" wp14:anchorId="6110C568" wp14:editId="7413E80E">
+            <wp:extent cx="4222750" cy="782565"/>
+            <wp:effectExtent l="0" t="0" r="6350" b="0"/>
+            <wp:docPr id="42" name="Imagem 42"/>
+            <wp:cNvGraphicFramePr>
+              <a:graphicFrameLocks xmlns:a="http://schemas.openxmlformats.org/drawingml/2006/main" noChangeAspect="1"/>
+            </wp:cNvGraphicFramePr>
+            <a:graphic xmlns:a="http://schemas.openxmlformats.org/drawingml/2006/main">
+              <a:graphicData uri="http://schemas.openxmlformats.org/drawingml/2006/picture">
+                <pic:pic xmlns:pic="http://schemas.openxmlformats.org/drawingml/2006/picture">
+                  <pic:nvPicPr>
+                    <pic:cNvPr id="1" name=""/>
+                    <pic:cNvPicPr/>
+                  </pic:nvPicPr>
+                  <pic:blipFill>
+                    <a:blip r:embed="rId44"/>
+                    <a:stretch>
+                      <a:fillRect/>
+                    </a:stretch>
+                  </pic:blipFill>
+                  <pic:spPr>
+                    <a:xfrm>
+                      <a:off x="0" y="0"/>
+                      <a:ext cx="4286686" cy="794414"/>
+                    </a:xfrm>
+                    <a:prstGeom prst="rect">
+                      <a:avLst/>
+                    </a:prstGeom>
+                  </pic:spPr>
+                </pic:pic>
+              </a:graphicData>
+            </a:graphic>
+          </wp:inline>
+        </w:drawing>
+      </w:r>
+    </w:p>
     <w:p/>
     <w:p>
-      <w:pPr>
-        <w:pStyle w:val="NormalWeb"/>
-        <w:spacing w:before="0" w:beforeAutospacing="0" w:after="0" w:afterAutospacing="0"/>
-      </w:pPr>
-      <w:r>
-        <w:rPr>
-          <w:rFonts w:ascii="Calibri" w:hAnsi="Calibri" w:cs="Calibri"/>
-          <w:color w:val="000000"/>
-          <w:sz w:val="22"/>
-          <w:szCs w:val="22"/>
-        </w:rPr>
-        <w:lastRenderedPageBreak/>
+      <w:r>
+        <w:rPr>
+          <w:noProof/>
+        </w:rPr>
+        <w:drawing>
+          <wp:inline distT="0" distB="0" distL="0" distR="0" wp14:anchorId="001A9C7C" wp14:editId="522F6958">
+            <wp:extent cx="3289300" cy="497884"/>
+            <wp:effectExtent l="0" t="0" r="6350" b="0"/>
+            <wp:docPr id="43" name="Imagem 43"/>
+            <wp:cNvGraphicFramePr>
+              <a:graphicFrameLocks xmlns:a="http://schemas.openxmlformats.org/drawingml/2006/main" noChangeAspect="1"/>
+            </wp:cNvGraphicFramePr>
+            <a:graphic xmlns:a="http://schemas.openxmlformats.org/drawingml/2006/main">
+              <a:graphicData uri="http://schemas.openxmlformats.org/drawingml/2006/picture">
+                <pic:pic xmlns:pic="http://schemas.openxmlformats.org/drawingml/2006/picture">
+                  <pic:nvPicPr>
+                    <pic:cNvPr id="1" name=""/>
+                    <pic:cNvPicPr/>
+                  </pic:nvPicPr>
+                  <pic:blipFill>
+                    <a:blip r:embed="rId45"/>
+                    <a:stretch>
+                      <a:fillRect/>
+                    </a:stretch>
+                  </pic:blipFill>
+                  <pic:spPr>
+                    <a:xfrm>
+                      <a:off x="0" y="0"/>
+                      <a:ext cx="3345269" cy="506356"/>
+                    </a:xfrm>
+                    <a:prstGeom prst="rect">
+                      <a:avLst/>
+                    </a:prstGeom>
+                  </pic:spPr>
+                </pic:pic>
+              </a:graphicData>
+            </a:graphic>
+          </wp:inline>
+        </w:drawing>
+      </w:r>
+    </w:p>
+    <w:p/>
+    <w:p>
+      <w:pPr>
+        <w:pStyle w:val="NormalWeb"/>
+        <w:spacing w:before="0" w:beforeAutospacing="0" w:after="0" w:afterAutospacing="0"/>
+      </w:pPr>
+      <w:r>
+        <w:rPr>
+          <w:rFonts w:ascii="Calibri" w:hAnsi="Calibri" w:cs="Calibri"/>
+          <w:color w:val="000000"/>
+          <w:sz w:val="22"/>
+          <w:szCs w:val="22"/>
+        </w:rPr>
         <w:t xml:space="preserve">18) Selecione o </w:t>
       </w:r>
       <w:proofErr w:type="spellStart"/>
@@ -6281,9 +6835,100 @@
     </w:p>
     <w:p/>
     <w:p>
-      <w:pPr>
-        <w:pStyle w:val="NormalWeb"/>
-        <w:spacing w:before="0" w:beforeAutospacing="0" w:after="0" w:afterAutospacing="0"/>
+      <w:r>
+        <w:rPr>
+          <w:noProof/>
+        </w:rPr>
+        <w:drawing>
+          <wp:inline distT="0" distB="0" distL="0" distR="0" wp14:anchorId="15E3C41C" wp14:editId="05CA073D">
+            <wp:extent cx="3498850" cy="707633"/>
+            <wp:effectExtent l="0" t="0" r="6350" b="0"/>
+            <wp:docPr id="44" name="Imagem 44"/>
+            <wp:cNvGraphicFramePr>
+              <a:graphicFrameLocks xmlns:a="http://schemas.openxmlformats.org/drawingml/2006/main" noChangeAspect="1"/>
+            </wp:cNvGraphicFramePr>
+            <a:graphic xmlns:a="http://schemas.openxmlformats.org/drawingml/2006/main">
+              <a:graphicData uri="http://schemas.openxmlformats.org/drawingml/2006/picture">
+                <pic:pic xmlns:pic="http://schemas.openxmlformats.org/drawingml/2006/picture">
+                  <pic:nvPicPr>
+                    <pic:cNvPr id="1" name=""/>
+                    <pic:cNvPicPr/>
+                  </pic:nvPicPr>
+                  <pic:blipFill>
+                    <a:blip r:embed="rId46"/>
+                    <a:stretch>
+                      <a:fillRect/>
+                    </a:stretch>
+                  </pic:blipFill>
+                  <pic:spPr>
+                    <a:xfrm>
+                      <a:off x="0" y="0"/>
+                      <a:ext cx="3568482" cy="721716"/>
+                    </a:xfrm>
+                    <a:prstGeom prst="rect">
+                      <a:avLst/>
+                    </a:prstGeom>
+                  </pic:spPr>
+                </pic:pic>
+              </a:graphicData>
+            </a:graphic>
+          </wp:inline>
+        </w:drawing>
+      </w:r>
+    </w:p>
+    <w:p/>
+    <w:p>
+      <w:r>
+        <w:rPr>
+          <w:noProof/>
+        </w:rPr>
+        <w:drawing>
+          <wp:inline distT="0" distB="0" distL="0" distR="0" wp14:anchorId="072C15E0" wp14:editId="31B0282E">
+            <wp:extent cx="2228850" cy="475669"/>
+            <wp:effectExtent l="0" t="0" r="0" b="635"/>
+            <wp:docPr id="45" name="Imagem 45"/>
+            <wp:cNvGraphicFramePr>
+              <a:graphicFrameLocks xmlns:a="http://schemas.openxmlformats.org/drawingml/2006/main" noChangeAspect="1"/>
+            </wp:cNvGraphicFramePr>
+            <a:graphic xmlns:a="http://schemas.openxmlformats.org/drawingml/2006/main">
+              <a:graphicData uri="http://schemas.openxmlformats.org/drawingml/2006/picture">
+                <pic:pic xmlns:pic="http://schemas.openxmlformats.org/drawingml/2006/picture">
+                  <pic:nvPicPr>
+                    <pic:cNvPr id="1" name=""/>
+                    <pic:cNvPicPr/>
+                  </pic:nvPicPr>
+                  <pic:blipFill>
+                    <a:blip r:embed="rId47"/>
+                    <a:stretch>
+                      <a:fillRect/>
+                    </a:stretch>
+                  </pic:blipFill>
+                  <pic:spPr>
+                    <a:xfrm>
+                      <a:off x="0" y="0"/>
+                      <a:ext cx="2298600" cy="490555"/>
+                    </a:xfrm>
+                    <a:prstGeom prst="rect">
+                      <a:avLst/>
+                    </a:prstGeom>
+                  </pic:spPr>
+                </pic:pic>
+              </a:graphicData>
+            </a:graphic>
+          </wp:inline>
+        </w:drawing>
+      </w:r>
+    </w:p>
+    <w:p>
+      <w:pPr>
+        <w:pStyle w:val="NormalWeb"/>
+        <w:spacing w:before="0" w:beforeAutospacing="0" w:after="0" w:afterAutospacing="0"/>
+        <w:rPr>
+          <w:rFonts w:ascii="Calibri" w:hAnsi="Calibri" w:cs="Calibri"/>
+          <w:color w:val="5B9BD5"/>
+          <w:sz w:val="22"/>
+          <w:szCs w:val="22"/>
+        </w:rPr>
       </w:pPr>
       <w:proofErr w:type="gramStart"/>
       <w:r>
@@ -6372,11 +7017,76 @@
         <w:t>" Vila Delphi " </w:t>
       </w:r>
     </w:p>
+    <w:p>
+      <w:pPr>
+        <w:pStyle w:val="NormalWeb"/>
+        <w:spacing w:before="0" w:beforeAutospacing="0" w:after="0" w:afterAutospacing="0"/>
+        <w:rPr>
+          <w:rFonts w:ascii="Calibri" w:hAnsi="Calibri" w:cs="Calibri"/>
+          <w:color w:val="5B9BD5"/>
+          <w:sz w:val="22"/>
+          <w:szCs w:val="22"/>
+        </w:rPr>
+      </w:pPr>
+    </w:p>
+    <w:p>
+      <w:pPr>
+        <w:pStyle w:val="NormalWeb"/>
+        <w:spacing w:before="0" w:beforeAutospacing="0" w:after="0" w:afterAutospacing="0"/>
+      </w:pPr>
+      <w:r>
+        <w:rPr>
+          <w:noProof/>
+        </w:rPr>
+        <w:lastRenderedPageBreak/>
+        <w:drawing>
+          <wp:inline distT="0" distB="0" distL="0" distR="0" wp14:anchorId="06DF57B6" wp14:editId="69FBC1A1">
+            <wp:extent cx="3270250" cy="786924"/>
+            <wp:effectExtent l="0" t="0" r="6350" b="0"/>
+            <wp:docPr id="46" name="Imagem 46"/>
+            <wp:cNvGraphicFramePr>
+              <a:graphicFrameLocks xmlns:a="http://schemas.openxmlformats.org/drawingml/2006/main" noChangeAspect="1"/>
+            </wp:cNvGraphicFramePr>
+            <a:graphic xmlns:a="http://schemas.openxmlformats.org/drawingml/2006/main">
+              <a:graphicData uri="http://schemas.openxmlformats.org/drawingml/2006/picture">
+                <pic:pic xmlns:pic="http://schemas.openxmlformats.org/drawingml/2006/picture">
+                  <pic:nvPicPr>
+                    <pic:cNvPr id="1" name=""/>
+                    <pic:cNvPicPr/>
+                  </pic:nvPicPr>
+                  <pic:blipFill>
+                    <a:blip r:embed="rId48"/>
+                    <a:stretch>
+                      <a:fillRect/>
+                    </a:stretch>
+                  </pic:blipFill>
+                  <pic:spPr>
+                    <a:xfrm>
+                      <a:off x="0" y="0"/>
+                      <a:ext cx="3326567" cy="800476"/>
+                    </a:xfrm>
+                    <a:prstGeom prst="rect">
+                      <a:avLst/>
+                    </a:prstGeom>
+                  </pic:spPr>
+                </pic:pic>
+              </a:graphicData>
+            </a:graphic>
+          </wp:inline>
+        </w:drawing>
+      </w:r>
+    </w:p>
     <w:p/>
     <w:p>
       <w:pPr>
         <w:pStyle w:val="NormalWeb"/>
         <w:spacing w:before="0" w:beforeAutospacing="0" w:after="0" w:afterAutospacing="0"/>
+        <w:rPr>
+          <w:rFonts w:ascii="Calibri" w:hAnsi="Calibri" w:cs="Calibri"/>
+          <w:color w:val="000000"/>
+          <w:sz w:val="22"/>
+          <w:szCs w:val="22"/>
+        </w:rPr>
       </w:pPr>
       <w:r>
         <w:rPr>
@@ -6516,11 +7226,180 @@
         <w:t>, ordene do mais caro para o mais barato.</w:t>
       </w:r>
     </w:p>
+    <w:p>
+      <w:pPr>
+        <w:pStyle w:val="NormalWeb"/>
+        <w:spacing w:before="0" w:beforeAutospacing="0" w:after="0" w:afterAutospacing="0"/>
+        <w:rPr>
+          <w:rFonts w:ascii="Calibri" w:hAnsi="Calibri" w:cs="Calibri"/>
+          <w:color w:val="000000"/>
+          <w:sz w:val="22"/>
+          <w:szCs w:val="22"/>
+        </w:rPr>
+      </w:pPr>
+    </w:p>
+    <w:p>
+      <w:pPr>
+        <w:pStyle w:val="NormalWeb"/>
+        <w:spacing w:before="0" w:beforeAutospacing="0" w:after="0" w:afterAutospacing="0"/>
+      </w:pPr>
+      <w:r>
+        <w:rPr>
+          <w:noProof/>
+        </w:rPr>
+        <w:drawing>
+          <wp:inline distT="0" distB="0" distL="0" distR="0" wp14:anchorId="51738538" wp14:editId="4023C315">
+            <wp:extent cx="3740150" cy="768450"/>
+            <wp:effectExtent l="0" t="0" r="0" b="0"/>
+            <wp:docPr id="47" name="Imagem 47"/>
+            <wp:cNvGraphicFramePr>
+              <a:graphicFrameLocks xmlns:a="http://schemas.openxmlformats.org/drawingml/2006/main" noChangeAspect="1"/>
+            </wp:cNvGraphicFramePr>
+            <a:graphic xmlns:a="http://schemas.openxmlformats.org/drawingml/2006/main">
+              <a:graphicData uri="http://schemas.openxmlformats.org/drawingml/2006/picture">
+                <pic:pic xmlns:pic="http://schemas.openxmlformats.org/drawingml/2006/picture">
+                  <pic:nvPicPr>
+                    <pic:cNvPr id="1" name=""/>
+                    <pic:cNvPicPr/>
+                  </pic:nvPicPr>
+                  <pic:blipFill>
+                    <a:blip r:embed="rId49"/>
+                    <a:stretch>
+                      <a:fillRect/>
+                    </a:stretch>
+                  </pic:blipFill>
+                  <pic:spPr>
+                    <a:xfrm>
+                      <a:off x="0" y="0"/>
+                      <a:ext cx="3774200" cy="775446"/>
+                    </a:xfrm>
+                    <a:prstGeom prst="rect">
+                      <a:avLst/>
+                    </a:prstGeom>
+                  </pic:spPr>
+                </pic:pic>
+              </a:graphicData>
+            </a:graphic>
+          </wp:inline>
+        </w:drawing>
+      </w:r>
+    </w:p>
+    <w:p>
+      <w:pPr>
+        <w:pStyle w:val="NormalWeb"/>
+        <w:spacing w:before="0" w:beforeAutospacing="0" w:after="0" w:afterAutospacing="0"/>
+      </w:pPr>
+    </w:p>
+    <w:p>
+      <w:pPr>
+        <w:pStyle w:val="NormalWeb"/>
+        <w:spacing w:before="0" w:beforeAutospacing="0" w:after="0" w:afterAutospacing="0"/>
+      </w:pPr>
+      <w:r>
+        <w:rPr>
+          <w:noProof/>
+        </w:rPr>
+        <w:drawing>
+          <wp:inline distT="0" distB="0" distL="0" distR="0" wp14:anchorId="5B031E36" wp14:editId="361B5412">
+            <wp:extent cx="4379053" cy="736600"/>
+            <wp:effectExtent l="0" t="0" r="2540" b="6350"/>
+            <wp:docPr id="48" name="Imagem 48"/>
+            <wp:cNvGraphicFramePr>
+              <a:graphicFrameLocks xmlns:a="http://schemas.openxmlformats.org/drawingml/2006/main" noChangeAspect="1"/>
+            </wp:cNvGraphicFramePr>
+            <a:graphic xmlns:a="http://schemas.openxmlformats.org/drawingml/2006/main">
+              <a:graphicData uri="http://schemas.openxmlformats.org/drawingml/2006/picture">
+                <pic:pic xmlns:pic="http://schemas.openxmlformats.org/drawingml/2006/picture">
+                  <pic:nvPicPr>
+                    <pic:cNvPr id="1" name=""/>
+                    <pic:cNvPicPr/>
+                  </pic:nvPicPr>
+                  <pic:blipFill>
+                    <a:blip r:embed="rId50"/>
+                    <a:stretch>
+                      <a:fillRect/>
+                    </a:stretch>
+                  </pic:blipFill>
+                  <pic:spPr>
+                    <a:xfrm>
+                      <a:off x="0" y="0"/>
+                      <a:ext cx="4392797" cy="738912"/>
+                    </a:xfrm>
+                    <a:prstGeom prst="rect">
+                      <a:avLst/>
+                    </a:prstGeom>
+                  </pic:spPr>
+                </pic:pic>
+              </a:graphicData>
+            </a:graphic>
+          </wp:inline>
+        </w:drawing>
+      </w:r>
+    </w:p>
+    <w:p>
+      <w:pPr>
+        <w:pStyle w:val="NormalWeb"/>
+        <w:spacing w:before="0" w:beforeAutospacing="0" w:after="0" w:afterAutospacing="0"/>
+      </w:pPr>
+    </w:p>
+    <w:p>
+      <w:pPr>
+        <w:pStyle w:val="NormalWeb"/>
+        <w:spacing w:before="0" w:beforeAutospacing="0" w:after="0" w:afterAutospacing="0"/>
+      </w:pPr>
+      <w:r>
+        <w:rPr>
+          <w:noProof/>
+        </w:rPr>
+        <w:drawing>
+          <wp:inline distT="0" distB="0" distL="0" distR="0" wp14:anchorId="2116BEAD" wp14:editId="3DEDEE33">
+            <wp:extent cx="2876550" cy="338418"/>
+            <wp:effectExtent l="0" t="0" r="0" b="5080"/>
+            <wp:docPr id="49" name="Imagem 49"/>
+            <wp:cNvGraphicFramePr>
+              <a:graphicFrameLocks xmlns:a="http://schemas.openxmlformats.org/drawingml/2006/main" noChangeAspect="1"/>
+            </wp:cNvGraphicFramePr>
+            <a:graphic xmlns:a="http://schemas.openxmlformats.org/drawingml/2006/main">
+              <a:graphicData uri="http://schemas.openxmlformats.org/drawingml/2006/picture">
+                <pic:pic xmlns:pic="http://schemas.openxmlformats.org/drawingml/2006/picture">
+                  <pic:nvPicPr>
+                    <pic:cNvPr id="1" name=""/>
+                    <pic:cNvPicPr/>
+                  </pic:nvPicPr>
+                  <pic:blipFill>
+                    <a:blip r:embed="rId51"/>
+                    <a:stretch>
+                      <a:fillRect/>
+                    </a:stretch>
+                  </pic:blipFill>
+                  <pic:spPr>
+                    <a:xfrm>
+                      <a:off x="0" y="0"/>
+                      <a:ext cx="2962731" cy="348557"/>
+                    </a:xfrm>
+                    <a:prstGeom prst="rect">
+                      <a:avLst/>
+                    </a:prstGeom>
+                  </pic:spPr>
+                </pic:pic>
+              </a:graphicData>
+            </a:graphic>
+          </wp:inline>
+        </w:drawing>
+      </w:r>
+    </w:p>
     <w:p/>
     <w:p>
       <w:pPr>
         <w:pStyle w:val="NormalWeb"/>
         <w:spacing w:before="0" w:beforeAutospacing="0" w:after="0" w:afterAutospacing="0"/>
+        <w:rPr>
+          <w:rStyle w:val="Hyperlink"/>
+          <w:rFonts w:ascii="Calibri" w:hAnsi="Calibri" w:cs="Calibri"/>
+          <w:color w:val="0563C1"/>
+          <w:sz w:val="22"/>
+          <w:szCs w:val="22"/>
+        </w:rPr>
       </w:pPr>
       <w:r>
         <w:rPr>
@@ -6531,7 +7410,7 @@
         </w:rPr>
         <w:t xml:space="preserve">21) Atualize o e-mail do corretor Carmo para </w:t>
       </w:r>
-      <w:hyperlink r:id="rId36" w:history="1">
+      <w:hyperlink r:id="rId52" w:history="1">
         <w:r>
           <w:rPr>
             <w:rStyle w:val="Hyperlink"/>
@@ -6546,44 +7425,118 @@
     </w:p>
     <w:p>
       <w:pPr>
+        <w:pStyle w:val="NormalWeb"/>
+        <w:spacing w:before="0" w:beforeAutospacing="0" w:after="0" w:afterAutospacing="0"/>
+        <w:rPr>
+          <w:rStyle w:val="Hyperlink"/>
+          <w:rFonts w:ascii="Calibri" w:hAnsi="Calibri" w:cs="Calibri"/>
+          <w:color w:val="0563C1"/>
+          <w:sz w:val="22"/>
+          <w:szCs w:val="22"/>
+        </w:rPr>
+      </w:pPr>
+    </w:p>
+    <w:p>
+      <w:pPr>
+        <w:pStyle w:val="NormalWeb"/>
+        <w:spacing w:before="0" w:beforeAutospacing="0" w:after="0" w:afterAutospacing="0"/>
+      </w:pPr>
+      <w:r>
+        <w:rPr>
+          <w:noProof/>
+        </w:rPr>
+        <w:drawing>
+          <wp:inline distT="0" distB="0" distL="0" distR="0" wp14:anchorId="44D200A9" wp14:editId="3F799E1D">
+            <wp:extent cx="3136900" cy="746555"/>
+            <wp:effectExtent l="0" t="0" r="6350" b="0"/>
+            <wp:docPr id="50" name="Imagem 50"/>
+            <wp:cNvGraphicFramePr>
+              <a:graphicFrameLocks xmlns:a="http://schemas.openxmlformats.org/drawingml/2006/main" noChangeAspect="1"/>
+            </wp:cNvGraphicFramePr>
+            <a:graphic xmlns:a="http://schemas.openxmlformats.org/drawingml/2006/main">
+              <a:graphicData uri="http://schemas.openxmlformats.org/drawingml/2006/picture">
+                <pic:pic xmlns:pic="http://schemas.openxmlformats.org/drawingml/2006/picture">
+                  <pic:nvPicPr>
+                    <pic:cNvPr id="1" name=""/>
+                    <pic:cNvPicPr/>
+                  </pic:nvPicPr>
+                  <pic:blipFill>
+                    <a:blip r:embed="rId53"/>
+                    <a:stretch>
+                      <a:fillRect/>
+                    </a:stretch>
+                  </pic:blipFill>
+                  <pic:spPr>
+                    <a:xfrm>
+                      <a:off x="0" y="0"/>
+                      <a:ext cx="3192707" cy="759837"/>
+                    </a:xfrm>
+                    <a:prstGeom prst="rect">
+                      <a:avLst/>
+                    </a:prstGeom>
+                  </pic:spPr>
+                </pic:pic>
+              </a:graphicData>
+            </a:graphic>
+          </wp:inline>
+        </w:drawing>
+      </w:r>
+    </w:p>
+    <w:p>
+      <w:pPr>
         <w:spacing w:after="240"/>
       </w:pPr>
     </w:p>
     <w:p>
       <w:pPr>
-        <w:pStyle w:val="NormalWeb"/>
-        <w:spacing w:before="0" w:beforeAutospacing="0" w:after="0" w:afterAutospacing="0"/>
-      </w:pPr>
-      <w:proofErr w:type="gramStart"/>
-      <w:r>
-        <w:rPr>
-          <w:rFonts w:ascii="Calibri" w:hAnsi="Calibri" w:cs="Calibri"/>
-          <w:color w:val="000000"/>
-          <w:sz w:val="22"/>
-          <w:szCs w:val="22"/>
-        </w:rPr>
-        <w:t>22) Simule</w:t>
-      </w:r>
-      <w:proofErr w:type="gramEnd"/>
-      <w:r>
-        <w:rPr>
-          <w:rFonts w:ascii="Calibri" w:hAnsi="Calibri" w:cs="Calibri"/>
-          <w:color w:val="000000"/>
-          <w:sz w:val="22"/>
-          <w:szCs w:val="22"/>
-        </w:rPr>
-        <w:t xml:space="preserve"> um aumento de todos os Aluguéis, com </w:t>
-      </w:r>
-      <w:r>
-        <w:rPr>
-          <w:rFonts w:ascii="Calibri" w:hAnsi="Calibri" w:cs="Calibri"/>
-          <w:color w:val="5B9BD5"/>
-          <w:sz w:val="22"/>
-          <w:szCs w:val="22"/>
-        </w:rPr>
-        <w:t xml:space="preserve">15% de aumento, </w:t>
-      </w:r>
-      <w:r>
+        <w:spacing w:after="240"/>
+      </w:pPr>
+      <w:r>
+        <w:rPr>
+          <w:noProof/>
+        </w:rPr>
+        <w:lastRenderedPageBreak/>
+        <w:drawing>
+          <wp:inline distT="0" distB="0" distL="0" distR="0" wp14:anchorId="7DBA481C" wp14:editId="582DB38B">
+            <wp:extent cx="2565400" cy="632660"/>
+            <wp:effectExtent l="0" t="0" r="6350" b="0"/>
+            <wp:docPr id="51" name="Imagem 51"/>
+            <wp:cNvGraphicFramePr>
+              <a:graphicFrameLocks xmlns:a="http://schemas.openxmlformats.org/drawingml/2006/main" noChangeAspect="1"/>
+            </wp:cNvGraphicFramePr>
+            <a:graphic xmlns:a="http://schemas.openxmlformats.org/drawingml/2006/main">
+              <a:graphicData uri="http://schemas.openxmlformats.org/drawingml/2006/picture">
+                <pic:pic xmlns:pic="http://schemas.openxmlformats.org/drawingml/2006/picture">
+                  <pic:nvPicPr>
+                    <pic:cNvPr id="1" name=""/>
+                    <pic:cNvPicPr/>
+                  </pic:nvPicPr>
+                  <pic:blipFill>
+                    <a:blip r:embed="rId54"/>
+                    <a:stretch>
+                      <a:fillRect/>
+                    </a:stretch>
+                  </pic:blipFill>
+                  <pic:spPr>
+                    <a:xfrm>
+                      <a:off x="0" y="0"/>
+                      <a:ext cx="2599468" cy="641062"/>
+                    </a:xfrm>
+                    <a:prstGeom prst="rect">
+                      <a:avLst/>
+                    </a:prstGeom>
+                  </pic:spPr>
+                </pic:pic>
+              </a:graphicData>
+            </a:graphic>
+          </wp:inline>
+        </w:drawing>
+      </w:r>
+    </w:p>
+    <w:p>
+      <w:pPr>
+        <w:pStyle w:val="NormalWeb"/>
+        <w:spacing w:before="0" w:beforeAutospacing="0" w:after="0" w:afterAutospacing="0"/>
         <w:rPr>
           <w:rFonts w:ascii="Calibri" w:hAnsi="Calibri" w:cs="Calibri"/>
           <w:b/>
@@ -6592,9 +7545,36 @@
           <w:sz w:val="22"/>
           <w:szCs w:val="22"/>
         </w:rPr>
-        <w:t xml:space="preserve">mostre o </w:t>
-      </w:r>
-      <w:proofErr w:type="spellStart"/>
+      </w:pPr>
+      <w:proofErr w:type="gramStart"/>
+      <w:r>
+        <w:rPr>
+          <w:rFonts w:ascii="Calibri" w:hAnsi="Calibri" w:cs="Calibri"/>
+          <w:color w:val="000000"/>
+          <w:sz w:val="22"/>
+          <w:szCs w:val="22"/>
+        </w:rPr>
+        <w:t>22) Simule</w:t>
+      </w:r>
+      <w:proofErr w:type="gramEnd"/>
+      <w:r>
+        <w:rPr>
+          <w:rFonts w:ascii="Calibri" w:hAnsi="Calibri" w:cs="Calibri"/>
+          <w:color w:val="000000"/>
+          <w:sz w:val="22"/>
+          <w:szCs w:val="22"/>
+        </w:rPr>
+        <w:t xml:space="preserve"> um aumento de todos os Aluguéis, com </w:t>
+      </w:r>
+      <w:r>
+        <w:rPr>
+          <w:rFonts w:ascii="Calibri" w:hAnsi="Calibri" w:cs="Calibri"/>
+          <w:color w:val="5B9BD5"/>
+          <w:sz w:val="22"/>
+          <w:szCs w:val="22"/>
+        </w:rPr>
+        <w:t xml:space="preserve">15% de aumento, </w:t>
+      </w:r>
       <w:r>
         <w:rPr>
           <w:rFonts w:ascii="Calibri" w:hAnsi="Calibri" w:cs="Calibri"/>
@@ -6604,9 +7584,9 @@
           <w:sz w:val="22"/>
           <w:szCs w:val="22"/>
         </w:rPr>
-        <w:t>cod</w:t>
-      </w:r>
-      <w:proofErr w:type="spellEnd"/>
+        <w:t xml:space="preserve">mostre o </w:t>
+      </w:r>
+      <w:proofErr w:type="spellStart"/>
       <w:r>
         <w:rPr>
           <w:rFonts w:ascii="Calibri" w:hAnsi="Calibri" w:cs="Calibri"/>
@@ -6616,9 +7596,9 @@
           <w:sz w:val="22"/>
           <w:szCs w:val="22"/>
         </w:rPr>
-        <w:t xml:space="preserve"> imóvel e </w:t>
-      </w:r>
-      <w:proofErr w:type="spellStart"/>
+        <w:t>cod</w:t>
+      </w:r>
+      <w:proofErr w:type="spellEnd"/>
       <w:r>
         <w:rPr>
           <w:rFonts w:ascii="Calibri" w:hAnsi="Calibri" w:cs="Calibri"/>
@@ -6628,9 +7608,9 @@
           <w:sz w:val="22"/>
           <w:szCs w:val="22"/>
         </w:rPr>
-        <w:t>valoraluguel</w:t>
-      </w:r>
-      <w:proofErr w:type="spellEnd"/>
+        <w:t xml:space="preserve"> imóvel e </w:t>
+      </w:r>
+      <w:proofErr w:type="spellStart"/>
       <w:r>
         <w:rPr>
           <w:rFonts w:ascii="Calibri" w:hAnsi="Calibri" w:cs="Calibri"/>
@@ -6640,80 +7620,9 @@
           <w:sz w:val="22"/>
           <w:szCs w:val="22"/>
         </w:rPr>
-        <w:t>.</w:t>
-      </w:r>
-    </w:p>
-    <w:p/>
-    <w:p>
-      <w:pPr>
-        <w:pStyle w:val="NormalWeb"/>
-        <w:spacing w:before="0" w:beforeAutospacing="0" w:after="0" w:afterAutospacing="0"/>
-      </w:pPr>
-      <w:r>
-        <w:rPr>
-          <w:rFonts w:ascii="Calibri" w:hAnsi="Calibri" w:cs="Calibri"/>
-          <w:color w:val="000000"/>
-          <w:sz w:val="22"/>
-          <w:szCs w:val="22"/>
-        </w:rPr>
-        <w:t xml:space="preserve">20) Agora de fato </w:t>
-      </w:r>
-      <w:proofErr w:type="gramStart"/>
-      <w:r>
-        <w:rPr>
-          <w:rFonts w:ascii="Calibri" w:hAnsi="Calibri" w:cs="Calibri"/>
-          <w:color w:val="000000"/>
-          <w:sz w:val="22"/>
-          <w:szCs w:val="22"/>
-        </w:rPr>
-        <w:t>atualize  todos</w:t>
-      </w:r>
-      <w:proofErr w:type="gramEnd"/>
-      <w:r>
-        <w:rPr>
-          <w:rFonts w:ascii="Calibri" w:hAnsi="Calibri" w:cs="Calibri"/>
-          <w:color w:val="000000"/>
-          <w:sz w:val="22"/>
-          <w:szCs w:val="22"/>
-        </w:rPr>
-        <w:t xml:space="preserve"> os Aluguéis só que com </w:t>
-      </w:r>
-      <w:r>
-        <w:rPr>
-          <w:rFonts w:ascii="Calibri" w:hAnsi="Calibri" w:cs="Calibri"/>
-          <w:color w:val="5B9BD5"/>
-          <w:sz w:val="22"/>
-          <w:szCs w:val="22"/>
-        </w:rPr>
-        <w:t>17% de aumento.</w:t>
-      </w:r>
-    </w:p>
-    <w:p/>
-    <w:p>
-      <w:pPr>
-        <w:pStyle w:val="NormalWeb"/>
-        <w:spacing w:before="0" w:beforeAutospacing="0" w:after="0" w:afterAutospacing="0"/>
-      </w:pPr>
-      <w:proofErr w:type="gramStart"/>
-      <w:r>
-        <w:rPr>
-          <w:rFonts w:ascii="Calibri" w:hAnsi="Calibri" w:cs="Calibri"/>
-          <w:color w:val="000000"/>
-          <w:sz w:val="22"/>
-          <w:szCs w:val="22"/>
-        </w:rPr>
-        <w:t>21) Selecionar</w:t>
-      </w:r>
-      <w:proofErr w:type="gramEnd"/>
-      <w:r>
-        <w:rPr>
-          <w:rFonts w:ascii="Calibri" w:hAnsi="Calibri" w:cs="Calibri"/>
-          <w:color w:val="000000"/>
-          <w:sz w:val="22"/>
-          <w:szCs w:val="22"/>
-        </w:rPr>
-        <w:t xml:space="preserve"> </w:t>
-      </w:r>
+        <w:t>valoraluguel</w:t>
+      </w:r>
+      <w:proofErr w:type="spellEnd"/>
       <w:r>
         <w:rPr>
           <w:rFonts w:ascii="Calibri" w:hAnsi="Calibri" w:cs="Calibri"/>
@@ -6723,10 +7632,13 @@
           <w:sz w:val="22"/>
           <w:szCs w:val="22"/>
         </w:rPr>
-        <w:t xml:space="preserve">cidade, </w:t>
-      </w:r>
-      <w:proofErr w:type="spellStart"/>
-      <w:r>
+        <w:t>.</w:t>
+      </w:r>
+    </w:p>
+    <w:p>
+      <w:pPr>
+        <w:pStyle w:val="NormalWeb"/>
+        <w:spacing w:before="0" w:beforeAutospacing="0" w:after="0" w:afterAutospacing="0"/>
         <w:rPr>
           <w:rFonts w:ascii="Calibri" w:hAnsi="Calibri" w:cs="Calibri"/>
           <w:b/>
@@ -6735,9 +7647,292 @@
           <w:sz w:val="22"/>
           <w:szCs w:val="22"/>
         </w:rPr>
-        <w:t>ValorAluguel</w:t>
-      </w:r>
-      <w:proofErr w:type="spellEnd"/>
+      </w:pPr>
+    </w:p>
+    <w:p>
+      <w:pPr>
+        <w:pStyle w:val="NormalWeb"/>
+        <w:spacing w:before="0" w:beforeAutospacing="0" w:after="0" w:afterAutospacing="0"/>
+      </w:pPr>
+      <w:r>
+        <w:rPr>
+          <w:noProof/>
+        </w:rPr>
+        <w:drawing>
+          <wp:inline distT="0" distB="0" distL="0" distR="0" wp14:anchorId="13F63A6D" wp14:editId="6FF2CDA6">
+            <wp:extent cx="2315990" cy="546100"/>
+            <wp:effectExtent l="0" t="0" r="8255" b="6350"/>
+            <wp:docPr id="54" name="Imagem 54"/>
+            <wp:cNvGraphicFramePr>
+              <a:graphicFrameLocks xmlns:a="http://schemas.openxmlformats.org/drawingml/2006/main" noChangeAspect="1"/>
+            </wp:cNvGraphicFramePr>
+            <a:graphic xmlns:a="http://schemas.openxmlformats.org/drawingml/2006/main">
+              <a:graphicData uri="http://schemas.openxmlformats.org/drawingml/2006/picture">
+                <pic:pic xmlns:pic="http://schemas.openxmlformats.org/drawingml/2006/picture">
+                  <pic:nvPicPr>
+                    <pic:cNvPr id="1" name=""/>
+                    <pic:cNvPicPr/>
+                  </pic:nvPicPr>
+                  <pic:blipFill>
+                    <a:blip r:embed="rId55"/>
+                    <a:stretch>
+                      <a:fillRect/>
+                    </a:stretch>
+                  </pic:blipFill>
+                  <pic:spPr>
+                    <a:xfrm>
+                      <a:off x="0" y="0"/>
+                      <a:ext cx="2330721" cy="549573"/>
+                    </a:xfrm>
+                    <a:prstGeom prst="rect">
+                      <a:avLst/>
+                    </a:prstGeom>
+                  </pic:spPr>
+                </pic:pic>
+              </a:graphicData>
+            </a:graphic>
+          </wp:inline>
+        </w:drawing>
+      </w:r>
+    </w:p>
+    <w:p>
+      <w:pPr>
+        <w:pStyle w:val="NormalWeb"/>
+        <w:spacing w:before="0" w:beforeAutospacing="0" w:after="0" w:afterAutospacing="0"/>
+      </w:pPr>
+    </w:p>
+    <w:p>
+      <w:pPr>
+        <w:pStyle w:val="NormalWeb"/>
+        <w:spacing w:before="0" w:beforeAutospacing="0" w:after="0" w:afterAutospacing="0"/>
+      </w:pPr>
+      <w:r>
+        <w:rPr>
+          <w:noProof/>
+        </w:rPr>
+        <w:drawing>
+          <wp:inline distT="0" distB="0" distL="0" distR="0" wp14:anchorId="4FDA49AC" wp14:editId="6AE9CD1D">
+            <wp:extent cx="1409609" cy="2406650"/>
+            <wp:effectExtent l="0" t="0" r="635" b="0"/>
+            <wp:docPr id="53" name="Imagem 53"/>
+            <wp:cNvGraphicFramePr>
+              <a:graphicFrameLocks xmlns:a="http://schemas.openxmlformats.org/drawingml/2006/main" noChangeAspect="1"/>
+            </wp:cNvGraphicFramePr>
+            <a:graphic xmlns:a="http://schemas.openxmlformats.org/drawingml/2006/main">
+              <a:graphicData uri="http://schemas.openxmlformats.org/drawingml/2006/picture">
+                <pic:pic xmlns:pic="http://schemas.openxmlformats.org/drawingml/2006/picture">
+                  <pic:nvPicPr>
+                    <pic:cNvPr id="1" name=""/>
+                    <pic:cNvPicPr/>
+                  </pic:nvPicPr>
+                  <pic:blipFill>
+                    <a:blip r:embed="rId56"/>
+                    <a:stretch>
+                      <a:fillRect/>
+                    </a:stretch>
+                  </pic:blipFill>
+                  <pic:spPr>
+                    <a:xfrm>
+                      <a:off x="0" y="0"/>
+                      <a:ext cx="1420814" cy="2425781"/>
+                    </a:xfrm>
+                    <a:prstGeom prst="rect">
+                      <a:avLst/>
+                    </a:prstGeom>
+                  </pic:spPr>
+                </pic:pic>
+              </a:graphicData>
+            </a:graphic>
+          </wp:inline>
+        </w:drawing>
+      </w:r>
+    </w:p>
+    <w:p/>
+    <w:p>
+      <w:pPr>
+        <w:pStyle w:val="NormalWeb"/>
+        <w:spacing w:before="0" w:beforeAutospacing="0" w:after="0" w:afterAutospacing="0"/>
+        <w:rPr>
+          <w:rFonts w:ascii="Calibri" w:hAnsi="Calibri" w:cs="Calibri"/>
+          <w:color w:val="5B9BD5"/>
+          <w:sz w:val="22"/>
+          <w:szCs w:val="22"/>
+        </w:rPr>
+      </w:pPr>
+      <w:r>
+        <w:rPr>
+          <w:rFonts w:ascii="Calibri" w:hAnsi="Calibri" w:cs="Calibri"/>
+          <w:color w:val="000000"/>
+          <w:sz w:val="22"/>
+          <w:szCs w:val="22"/>
+        </w:rPr>
+        <w:t xml:space="preserve">20) Agora de fato </w:t>
+      </w:r>
+      <w:proofErr w:type="gramStart"/>
+      <w:r>
+        <w:rPr>
+          <w:rFonts w:ascii="Calibri" w:hAnsi="Calibri" w:cs="Calibri"/>
+          <w:color w:val="000000"/>
+          <w:sz w:val="22"/>
+          <w:szCs w:val="22"/>
+        </w:rPr>
+        <w:t>atualize  todos</w:t>
+      </w:r>
+      <w:proofErr w:type="gramEnd"/>
+      <w:r>
+        <w:rPr>
+          <w:rFonts w:ascii="Calibri" w:hAnsi="Calibri" w:cs="Calibri"/>
+          <w:color w:val="000000"/>
+          <w:sz w:val="22"/>
+          <w:szCs w:val="22"/>
+        </w:rPr>
+        <w:t xml:space="preserve"> os Aluguéis só que com </w:t>
+      </w:r>
+      <w:r>
+        <w:rPr>
+          <w:rFonts w:ascii="Calibri" w:hAnsi="Calibri" w:cs="Calibri"/>
+          <w:color w:val="5B9BD5"/>
+          <w:sz w:val="22"/>
+          <w:szCs w:val="22"/>
+        </w:rPr>
+        <w:t>17% de aumento.</w:t>
+      </w:r>
+    </w:p>
+    <w:p>
+      <w:pPr>
+        <w:pStyle w:val="NormalWeb"/>
+        <w:spacing w:before="0" w:beforeAutospacing="0" w:after="0" w:afterAutospacing="0"/>
+        <w:rPr>
+          <w:rFonts w:ascii="Calibri" w:hAnsi="Calibri" w:cs="Calibri"/>
+          <w:color w:val="5B9BD5"/>
+          <w:sz w:val="22"/>
+          <w:szCs w:val="22"/>
+        </w:rPr>
+      </w:pPr>
+    </w:p>
+    <w:p>
+      <w:pPr>
+        <w:pStyle w:val="NormalWeb"/>
+        <w:spacing w:before="0" w:beforeAutospacing="0" w:after="0" w:afterAutospacing="0"/>
+      </w:pPr>
+    </w:p>
+    <w:p>
+      <w:r>
+        <w:rPr>
+          <w:noProof/>
+        </w:rPr>
+        <w:lastRenderedPageBreak/>
+        <w:drawing>
+          <wp:inline distT="0" distB="0" distL="0" distR="0" wp14:anchorId="24E5C45E" wp14:editId="47B0682E">
+            <wp:extent cx="2305050" cy="504656"/>
+            <wp:effectExtent l="0" t="0" r="0" b="0"/>
+            <wp:docPr id="55" name="Imagem 55"/>
+            <wp:cNvGraphicFramePr>
+              <a:graphicFrameLocks xmlns:a="http://schemas.openxmlformats.org/drawingml/2006/main" noChangeAspect="1"/>
+            </wp:cNvGraphicFramePr>
+            <a:graphic xmlns:a="http://schemas.openxmlformats.org/drawingml/2006/main">
+              <a:graphicData uri="http://schemas.openxmlformats.org/drawingml/2006/picture">
+                <pic:pic xmlns:pic="http://schemas.openxmlformats.org/drawingml/2006/picture">
+                  <pic:nvPicPr>
+                    <pic:cNvPr id="1" name=""/>
+                    <pic:cNvPicPr/>
+                  </pic:nvPicPr>
+                  <pic:blipFill>
+                    <a:blip r:embed="rId57"/>
+                    <a:stretch>
+                      <a:fillRect/>
+                    </a:stretch>
+                  </pic:blipFill>
+                  <pic:spPr>
+                    <a:xfrm>
+                      <a:off x="0" y="0"/>
+                      <a:ext cx="2368159" cy="518473"/>
+                    </a:xfrm>
+                    <a:prstGeom prst="rect">
+                      <a:avLst/>
+                    </a:prstGeom>
+                  </pic:spPr>
+                </pic:pic>
+              </a:graphicData>
+            </a:graphic>
+          </wp:inline>
+        </w:drawing>
+      </w:r>
+    </w:p>
+    <w:p/>
+    <w:p>
+      <w:r>
+        <w:rPr>
+          <w:noProof/>
+        </w:rPr>
+        <w:drawing>
+          <wp:inline distT="0" distB="0" distL="0" distR="0" wp14:anchorId="7B7A6CD9" wp14:editId="255B6627">
+            <wp:extent cx="1308100" cy="2626185"/>
+            <wp:effectExtent l="0" t="0" r="6350" b="3175"/>
+            <wp:docPr id="56" name="Imagem 56"/>
+            <wp:cNvGraphicFramePr>
+              <a:graphicFrameLocks xmlns:a="http://schemas.openxmlformats.org/drawingml/2006/main" noChangeAspect="1"/>
+            </wp:cNvGraphicFramePr>
+            <a:graphic xmlns:a="http://schemas.openxmlformats.org/drawingml/2006/main">
+              <a:graphicData uri="http://schemas.openxmlformats.org/drawingml/2006/picture">
+                <pic:pic xmlns:pic="http://schemas.openxmlformats.org/drawingml/2006/picture">
+                  <pic:nvPicPr>
+                    <pic:cNvPr id="1" name=""/>
+                    <pic:cNvPicPr/>
+                  </pic:nvPicPr>
+                  <pic:blipFill>
+                    <a:blip r:embed="rId58"/>
+                    <a:stretch>
+                      <a:fillRect/>
+                    </a:stretch>
+                  </pic:blipFill>
+                  <pic:spPr>
+                    <a:xfrm>
+                      <a:off x="0" y="0"/>
+                      <a:ext cx="1316765" cy="2643581"/>
+                    </a:xfrm>
+                    <a:prstGeom prst="rect">
+                      <a:avLst/>
+                    </a:prstGeom>
+                  </pic:spPr>
+                </pic:pic>
+              </a:graphicData>
+            </a:graphic>
+          </wp:inline>
+        </w:drawing>
+      </w:r>
+    </w:p>
+    <w:p>
+      <w:pPr>
+        <w:pStyle w:val="NormalWeb"/>
+        <w:spacing w:before="0" w:beforeAutospacing="0" w:after="0" w:afterAutospacing="0"/>
+        <w:rPr>
+          <w:rFonts w:ascii="Calibri" w:hAnsi="Calibri" w:cs="Calibri"/>
+          <w:color w:val="5B9BD5"/>
+          <w:sz w:val="22"/>
+          <w:szCs w:val="22"/>
+        </w:rPr>
+      </w:pPr>
+      <w:proofErr w:type="gramStart"/>
+      <w:r>
+        <w:rPr>
+          <w:rFonts w:ascii="Calibri" w:hAnsi="Calibri" w:cs="Calibri"/>
+          <w:color w:val="000000"/>
+          <w:sz w:val="22"/>
+          <w:szCs w:val="22"/>
+        </w:rPr>
+        <w:t>21) Selecionar</w:t>
+      </w:r>
+      <w:proofErr w:type="gramEnd"/>
+      <w:r>
+        <w:rPr>
+          <w:rFonts w:ascii="Calibri" w:hAnsi="Calibri" w:cs="Calibri"/>
+          <w:color w:val="000000"/>
+          <w:sz w:val="22"/>
+          <w:szCs w:val="22"/>
+        </w:rPr>
+        <w:t xml:space="preserve"> </w:t>
+      </w:r>
       <w:r>
         <w:rPr>
           <w:rFonts w:ascii="Calibri" w:hAnsi="Calibri" w:cs="Calibri"/>
@@ -6747,52 +7942,7 @@
           <w:sz w:val="22"/>
           <w:szCs w:val="22"/>
         </w:rPr>
-        <w:t>, Garagem</w:t>
-      </w:r>
-      <w:r>
-        <w:rPr>
-          <w:rFonts w:ascii="Calibri" w:hAnsi="Calibri" w:cs="Calibri"/>
-          <w:color w:val="000000"/>
-          <w:sz w:val="22"/>
-          <w:szCs w:val="22"/>
-        </w:rPr>
-        <w:t xml:space="preserve"> dos imóveis com aluguel menor que </w:t>
-      </w:r>
-      <w:r>
-        <w:rPr>
-          <w:rFonts w:ascii="Calibri" w:hAnsi="Calibri" w:cs="Calibri"/>
-          <w:color w:val="5B9BD5"/>
-          <w:sz w:val="22"/>
-          <w:szCs w:val="22"/>
-        </w:rPr>
-        <w:t>1000 reais.</w:t>
-      </w:r>
-    </w:p>
-    <w:p/>
-    <w:p>
-      <w:pPr>
-        <w:pStyle w:val="NormalWeb"/>
-        <w:spacing w:before="0" w:beforeAutospacing="0" w:after="0" w:afterAutospacing="0"/>
-      </w:pPr>
-      <w:proofErr w:type="gramStart"/>
-      <w:r>
-        <w:rPr>
-          <w:rFonts w:ascii="Calibri" w:hAnsi="Calibri" w:cs="Calibri"/>
-          <w:color w:val="000000"/>
-          <w:sz w:val="22"/>
-          <w:szCs w:val="22"/>
-        </w:rPr>
-        <w:t>22) Selecionar</w:t>
-      </w:r>
-      <w:proofErr w:type="gramEnd"/>
-      <w:r>
-        <w:rPr>
-          <w:rFonts w:ascii="Calibri" w:hAnsi="Calibri" w:cs="Calibri"/>
-          <w:color w:val="000000"/>
-          <w:sz w:val="22"/>
-          <w:szCs w:val="22"/>
-        </w:rPr>
-        <w:t xml:space="preserve"> o </w:t>
+        <w:t xml:space="preserve">cidade, </w:t>
       </w:r>
       <w:proofErr w:type="spellStart"/>
       <w:r>
@@ -6804,19 +7954,9 @@
           <w:sz w:val="22"/>
           <w:szCs w:val="22"/>
         </w:rPr>
-        <w:t>codaluguel</w:t>
+        <w:t>ValorAluguel</w:t>
       </w:r>
       <w:proofErr w:type="spellEnd"/>
-      <w:r>
-        <w:rPr>
-          <w:rFonts w:ascii="Calibri" w:hAnsi="Calibri" w:cs="Calibri"/>
-          <w:color w:val="000000"/>
-          <w:sz w:val="22"/>
-          <w:szCs w:val="22"/>
-        </w:rPr>
-        <w:t xml:space="preserve">, </w:t>
-      </w:r>
-      <w:proofErr w:type="spellStart"/>
       <w:r>
         <w:rPr>
           <w:rFonts w:ascii="Calibri" w:hAnsi="Calibri" w:cs="Calibri"/>
@@ -6826,26 +7966,169 @@
           <w:sz w:val="22"/>
           <w:szCs w:val="22"/>
         </w:rPr>
-        <w:t>d</w:t>
-      </w:r>
-      <w:r>
-        <w:rPr>
-          <w:rFonts w:ascii="Calibri" w:hAnsi="Calibri" w:cs="Calibri"/>
-          <w:color w:val="000000"/>
-          <w:sz w:val="22"/>
-          <w:szCs w:val="22"/>
-        </w:rPr>
-        <w:t>ataaluguel</w:t>
-      </w:r>
-      <w:proofErr w:type="spellEnd"/>
-      <w:r>
-        <w:rPr>
-          <w:rFonts w:ascii="Calibri" w:hAnsi="Calibri" w:cs="Calibri"/>
-          <w:color w:val="000000"/>
-          <w:sz w:val="22"/>
-          <w:szCs w:val="22"/>
-        </w:rPr>
-        <w:t xml:space="preserve"> e </w:t>
+        <w:t>, Garagem</w:t>
+      </w:r>
+      <w:r>
+        <w:rPr>
+          <w:rFonts w:ascii="Calibri" w:hAnsi="Calibri" w:cs="Calibri"/>
+          <w:color w:val="000000"/>
+          <w:sz w:val="22"/>
+          <w:szCs w:val="22"/>
+        </w:rPr>
+        <w:t xml:space="preserve"> dos imóveis com aluguel menor que </w:t>
+      </w:r>
+      <w:r>
+        <w:rPr>
+          <w:rFonts w:ascii="Calibri" w:hAnsi="Calibri" w:cs="Calibri"/>
+          <w:color w:val="5B9BD5"/>
+          <w:sz w:val="22"/>
+          <w:szCs w:val="22"/>
+        </w:rPr>
+        <w:t>1000 reais.</w:t>
+      </w:r>
+    </w:p>
+    <w:p>
+      <w:pPr>
+        <w:pStyle w:val="NormalWeb"/>
+        <w:spacing w:before="0" w:beforeAutospacing="0" w:after="0" w:afterAutospacing="0"/>
+        <w:rPr>
+          <w:rFonts w:ascii="Calibri" w:hAnsi="Calibri" w:cs="Calibri"/>
+          <w:color w:val="5B9BD5"/>
+          <w:sz w:val="22"/>
+          <w:szCs w:val="22"/>
+        </w:rPr>
+      </w:pPr>
+    </w:p>
+    <w:p>
+      <w:pPr>
+        <w:pStyle w:val="NormalWeb"/>
+        <w:spacing w:before="0" w:beforeAutospacing="0" w:after="0" w:afterAutospacing="0"/>
+      </w:pPr>
+      <w:r>
+        <w:rPr>
+          <w:noProof/>
+        </w:rPr>
+        <w:drawing>
+          <wp:inline distT="0" distB="0" distL="0" distR="0" wp14:anchorId="1744E0AD" wp14:editId="716C6C4C">
+            <wp:extent cx="2190750" cy="738741"/>
+            <wp:effectExtent l="0" t="0" r="0" b="4445"/>
+            <wp:docPr id="57" name="Imagem 57"/>
+            <wp:cNvGraphicFramePr>
+              <a:graphicFrameLocks xmlns:a="http://schemas.openxmlformats.org/drawingml/2006/main" noChangeAspect="1"/>
+            </wp:cNvGraphicFramePr>
+            <a:graphic xmlns:a="http://schemas.openxmlformats.org/drawingml/2006/main">
+              <a:graphicData uri="http://schemas.openxmlformats.org/drawingml/2006/picture">
+                <pic:pic xmlns:pic="http://schemas.openxmlformats.org/drawingml/2006/picture">
+                  <pic:nvPicPr>
+                    <pic:cNvPr id="1" name=""/>
+                    <pic:cNvPicPr/>
+                  </pic:nvPicPr>
+                  <pic:blipFill>
+                    <a:blip r:embed="rId59"/>
+                    <a:stretch>
+                      <a:fillRect/>
+                    </a:stretch>
+                  </pic:blipFill>
+                  <pic:spPr>
+                    <a:xfrm>
+                      <a:off x="0" y="0"/>
+                      <a:ext cx="2240418" cy="755489"/>
+                    </a:xfrm>
+                    <a:prstGeom prst="rect">
+                      <a:avLst/>
+                    </a:prstGeom>
+                  </pic:spPr>
+                </pic:pic>
+              </a:graphicData>
+            </a:graphic>
+          </wp:inline>
+        </w:drawing>
+      </w:r>
+    </w:p>
+    <w:p>
+      <w:pPr>
+        <w:pStyle w:val="NormalWeb"/>
+        <w:spacing w:before="0" w:beforeAutospacing="0" w:after="0" w:afterAutospacing="0"/>
+      </w:pPr>
+    </w:p>
+    <w:p>
+      <w:pPr>
+        <w:pStyle w:val="NormalWeb"/>
+        <w:spacing w:before="0" w:beforeAutospacing="0" w:after="0" w:afterAutospacing="0"/>
+      </w:pPr>
+      <w:r>
+        <w:rPr>
+          <w:noProof/>
+        </w:rPr>
+        <w:drawing>
+          <wp:inline distT="0" distB="0" distL="0" distR="0" wp14:anchorId="53701A71" wp14:editId="0F5112B3">
+            <wp:extent cx="1562100" cy="308020"/>
+            <wp:effectExtent l="0" t="0" r="0" b="0"/>
+            <wp:docPr id="58" name="Imagem 58"/>
+            <wp:cNvGraphicFramePr>
+              <a:graphicFrameLocks xmlns:a="http://schemas.openxmlformats.org/drawingml/2006/main" noChangeAspect="1"/>
+            </wp:cNvGraphicFramePr>
+            <a:graphic xmlns:a="http://schemas.openxmlformats.org/drawingml/2006/main">
+              <a:graphicData uri="http://schemas.openxmlformats.org/drawingml/2006/picture">
+                <pic:pic xmlns:pic="http://schemas.openxmlformats.org/drawingml/2006/picture">
+                  <pic:nvPicPr>
+                    <pic:cNvPr id="1" name=""/>
+                    <pic:cNvPicPr/>
+                  </pic:nvPicPr>
+                  <pic:blipFill>
+                    <a:blip r:embed="rId60"/>
+                    <a:stretch>
+                      <a:fillRect/>
+                    </a:stretch>
+                  </pic:blipFill>
+                  <pic:spPr>
+                    <a:xfrm>
+                      <a:off x="0" y="0"/>
+                      <a:ext cx="1639684" cy="323318"/>
+                    </a:xfrm>
+                    <a:prstGeom prst="rect">
+                      <a:avLst/>
+                    </a:prstGeom>
+                  </pic:spPr>
+                </pic:pic>
+              </a:graphicData>
+            </a:graphic>
+          </wp:inline>
+        </w:drawing>
+      </w:r>
+    </w:p>
+    <w:p/>
+    <w:p>
+      <w:pPr>
+        <w:pStyle w:val="NormalWeb"/>
+        <w:spacing w:before="0" w:beforeAutospacing="0" w:after="0" w:afterAutospacing="0"/>
+        <w:rPr>
+          <w:rFonts w:ascii="Calibri" w:hAnsi="Calibri" w:cs="Calibri"/>
+          <w:color w:val="5B9BD5"/>
+          <w:sz w:val="22"/>
+          <w:szCs w:val="22"/>
+        </w:rPr>
+      </w:pPr>
+      <w:proofErr w:type="gramStart"/>
+      <w:r>
+        <w:rPr>
+          <w:rFonts w:ascii="Calibri" w:hAnsi="Calibri" w:cs="Calibri"/>
+          <w:color w:val="000000"/>
+          <w:sz w:val="22"/>
+          <w:szCs w:val="22"/>
+        </w:rPr>
+        <w:lastRenderedPageBreak/>
+        <w:t>22) Selecionar</w:t>
+      </w:r>
+      <w:proofErr w:type="gramEnd"/>
+      <w:r>
+        <w:rPr>
+          <w:rFonts w:ascii="Calibri" w:hAnsi="Calibri" w:cs="Calibri"/>
+          <w:color w:val="000000"/>
+          <w:sz w:val="22"/>
+          <w:szCs w:val="22"/>
+        </w:rPr>
+        <w:t xml:space="preserve"> o </w:t>
       </w:r>
       <w:proofErr w:type="spellStart"/>
       <w:r>
@@ -6857,9 +8140,19 @@
           <w:sz w:val="22"/>
           <w:szCs w:val="22"/>
         </w:rPr>
-        <w:t>cod</w:t>
+        <w:t>codaluguel</w:t>
       </w:r>
       <w:proofErr w:type="spellEnd"/>
+      <w:r>
+        <w:rPr>
+          <w:rFonts w:ascii="Calibri" w:hAnsi="Calibri" w:cs="Calibri"/>
+          <w:color w:val="000000"/>
+          <w:sz w:val="22"/>
+          <w:szCs w:val="22"/>
+        </w:rPr>
+        <w:t xml:space="preserve">, </w:t>
+      </w:r>
+      <w:proofErr w:type="spellStart"/>
       <w:r>
         <w:rPr>
           <w:rFonts w:ascii="Calibri" w:hAnsi="Calibri" w:cs="Calibri"/>
@@ -6869,53 +8162,28 @@
           <w:sz w:val="22"/>
           <w:szCs w:val="22"/>
         </w:rPr>
-        <w:t xml:space="preserve"> inquilino</w:t>
-      </w:r>
-      <w:r>
-        <w:rPr>
-          <w:rFonts w:ascii="Calibri" w:hAnsi="Calibri" w:cs="Calibri"/>
-          <w:color w:val="000000"/>
-          <w:sz w:val="22"/>
-          <w:szCs w:val="22"/>
-        </w:rPr>
-        <w:t xml:space="preserve"> dos aluguéis que vencem no </w:t>
-      </w:r>
-      <w:r>
-        <w:rPr>
-          <w:rFonts w:ascii="Calibri" w:hAnsi="Calibri" w:cs="Calibri"/>
-          <w:color w:val="5B9BD5"/>
-          <w:sz w:val="22"/>
-          <w:szCs w:val="22"/>
-        </w:rPr>
-        <w:t>dia 15</w:t>
-      </w:r>
-    </w:p>
-    <w:p/>
-    <w:p>
-      <w:pPr>
-        <w:pStyle w:val="NormalWeb"/>
-        <w:spacing w:before="0" w:beforeAutospacing="0" w:after="0" w:afterAutospacing="0"/>
-      </w:pPr>
-      <w:proofErr w:type="gramStart"/>
-      <w:r>
-        <w:rPr>
-          <w:rFonts w:ascii="Calibri" w:hAnsi="Calibri" w:cs="Calibri"/>
-          <w:color w:val="000000"/>
-          <w:sz w:val="22"/>
-          <w:szCs w:val="22"/>
-        </w:rPr>
-        <w:t>23) Faça</w:t>
-      </w:r>
-      <w:proofErr w:type="gramEnd"/>
-      <w:r>
-        <w:rPr>
-          <w:rFonts w:ascii="Calibri" w:hAnsi="Calibri" w:cs="Calibri"/>
-          <w:color w:val="000000"/>
-          <w:sz w:val="22"/>
-          <w:szCs w:val="22"/>
-        </w:rPr>
-        <w:t xml:space="preserve"> o comando que </w:t>
-      </w:r>
+        <w:t>d</w:t>
+      </w:r>
+      <w:r>
+        <w:rPr>
+          <w:rFonts w:ascii="Calibri" w:hAnsi="Calibri" w:cs="Calibri"/>
+          <w:color w:val="000000"/>
+          <w:sz w:val="22"/>
+          <w:szCs w:val="22"/>
+        </w:rPr>
+        <w:t>ataaluguel</w:t>
+      </w:r>
+      <w:proofErr w:type="spellEnd"/>
+      <w:r>
+        <w:rPr>
+          <w:rFonts w:ascii="Calibri" w:hAnsi="Calibri" w:cs="Calibri"/>
+          <w:color w:val="000000"/>
+          <w:sz w:val="22"/>
+          <w:szCs w:val="22"/>
+        </w:rPr>
+        <w:t xml:space="preserve"> e </w:t>
+      </w:r>
+      <w:proofErr w:type="spellStart"/>
       <w:r>
         <w:rPr>
           <w:rFonts w:ascii="Calibri" w:hAnsi="Calibri" w:cs="Calibri"/>
@@ -6925,44 +8193,9 @@
           <w:sz w:val="22"/>
           <w:szCs w:val="22"/>
         </w:rPr>
-        <w:t>Conte quantos registros</w:t>
-      </w:r>
-      <w:r>
-        <w:rPr>
-          <w:rFonts w:ascii="Calibri" w:hAnsi="Calibri" w:cs="Calibri"/>
-          <w:color w:val="000000"/>
-          <w:sz w:val="22"/>
-          <w:szCs w:val="22"/>
-        </w:rPr>
-        <w:t xml:space="preserve"> de aluguéis tem nessa imobiliária</w:t>
-      </w:r>
-    </w:p>
-    <w:p/>
-    <w:p>
-      <w:pPr>
-        <w:pStyle w:val="NormalWeb"/>
-        <w:spacing w:before="0" w:beforeAutospacing="0" w:after="0" w:afterAutospacing="0"/>
-      </w:pPr>
-      <w:proofErr w:type="gramStart"/>
-      <w:r>
-        <w:rPr>
-          <w:rFonts w:ascii="Calibri" w:hAnsi="Calibri" w:cs="Calibri"/>
-          <w:color w:val="000000"/>
-          <w:sz w:val="22"/>
-          <w:szCs w:val="22"/>
-        </w:rPr>
-        <w:t>24) Faça</w:t>
-      </w:r>
-      <w:proofErr w:type="gramEnd"/>
-      <w:r>
-        <w:rPr>
-          <w:rFonts w:ascii="Calibri" w:hAnsi="Calibri" w:cs="Calibri"/>
-          <w:color w:val="000000"/>
-          <w:sz w:val="22"/>
-          <w:szCs w:val="22"/>
-        </w:rPr>
-        <w:t xml:space="preserve"> o comando que </w:t>
-      </w:r>
+        <w:t>cod</w:t>
+      </w:r>
+      <w:proofErr w:type="spellEnd"/>
       <w:r>
         <w:rPr>
           <w:rFonts w:ascii="Calibri" w:hAnsi="Calibri" w:cs="Calibri"/>
@@ -6972,16 +8205,135 @@
           <w:sz w:val="22"/>
           <w:szCs w:val="22"/>
         </w:rPr>
-        <w:t>calcule a média</w:t>
-      </w:r>
-      <w:r>
-        <w:rPr>
-          <w:rFonts w:ascii="Calibri" w:hAnsi="Calibri" w:cs="Calibri"/>
-          <w:color w:val="000000"/>
-          <w:sz w:val="22"/>
-          <w:szCs w:val="22"/>
-        </w:rPr>
-        <w:t xml:space="preserve"> dos valores dos aluguéis</w:t>
+        <w:t xml:space="preserve"> inquilino</w:t>
+      </w:r>
+      <w:r>
+        <w:rPr>
+          <w:rFonts w:ascii="Calibri" w:hAnsi="Calibri" w:cs="Calibri"/>
+          <w:color w:val="000000"/>
+          <w:sz w:val="22"/>
+          <w:szCs w:val="22"/>
+        </w:rPr>
+        <w:t xml:space="preserve"> dos aluguéis que vencem no </w:t>
+      </w:r>
+      <w:r>
+        <w:rPr>
+          <w:rFonts w:ascii="Calibri" w:hAnsi="Calibri" w:cs="Calibri"/>
+          <w:color w:val="5B9BD5"/>
+          <w:sz w:val="22"/>
+          <w:szCs w:val="22"/>
+        </w:rPr>
+        <w:t>dia 15</w:t>
+      </w:r>
+    </w:p>
+    <w:p>
+      <w:pPr>
+        <w:pStyle w:val="NormalWeb"/>
+        <w:spacing w:before="0" w:beforeAutospacing="0" w:after="0" w:afterAutospacing="0"/>
+        <w:rPr>
+          <w:rFonts w:ascii="Calibri" w:hAnsi="Calibri" w:cs="Calibri"/>
+          <w:color w:val="5B9BD5"/>
+          <w:sz w:val="22"/>
+          <w:szCs w:val="22"/>
+        </w:rPr>
+      </w:pPr>
+    </w:p>
+    <w:p>
+      <w:pPr>
+        <w:pStyle w:val="NormalWeb"/>
+        <w:spacing w:before="0" w:beforeAutospacing="0" w:after="0" w:afterAutospacing="0"/>
+      </w:pPr>
+      <w:r>
+        <w:rPr>
+          <w:noProof/>
+        </w:rPr>
+        <w:drawing>
+          <wp:inline distT="0" distB="0" distL="0" distR="0" wp14:anchorId="51631AF7" wp14:editId="6002963D">
+            <wp:extent cx="2927350" cy="675542"/>
+            <wp:effectExtent l="0" t="0" r="6350" b="0"/>
+            <wp:docPr id="59" name="Imagem 59"/>
+            <wp:cNvGraphicFramePr>
+              <a:graphicFrameLocks xmlns:a="http://schemas.openxmlformats.org/drawingml/2006/main" noChangeAspect="1"/>
+            </wp:cNvGraphicFramePr>
+            <a:graphic xmlns:a="http://schemas.openxmlformats.org/drawingml/2006/main">
+              <a:graphicData uri="http://schemas.openxmlformats.org/drawingml/2006/picture">
+                <pic:pic xmlns:pic="http://schemas.openxmlformats.org/drawingml/2006/picture">
+                  <pic:nvPicPr>
+                    <pic:cNvPr id="1" name=""/>
+                    <pic:cNvPicPr/>
+                  </pic:nvPicPr>
+                  <pic:blipFill>
+                    <a:blip r:embed="rId61"/>
+                    <a:stretch>
+                      <a:fillRect/>
+                    </a:stretch>
+                  </pic:blipFill>
+                  <pic:spPr>
+                    <a:xfrm>
+                      <a:off x="0" y="0"/>
+                      <a:ext cx="3028605" cy="698909"/>
+                    </a:xfrm>
+                    <a:prstGeom prst="rect">
+                      <a:avLst/>
+                    </a:prstGeom>
+                  </pic:spPr>
+                </pic:pic>
+              </a:graphicData>
+            </a:graphic>
+          </wp:inline>
+        </w:drawing>
+      </w:r>
+    </w:p>
+    <w:p>
+      <w:pPr>
+        <w:pStyle w:val="NormalWeb"/>
+        <w:spacing w:before="0" w:beforeAutospacing="0" w:after="0" w:afterAutospacing="0"/>
+      </w:pPr>
+    </w:p>
+    <w:p>
+      <w:pPr>
+        <w:pStyle w:val="NormalWeb"/>
+        <w:spacing w:before="0" w:beforeAutospacing="0" w:after="0" w:afterAutospacing="0"/>
+      </w:pPr>
+      <w:r>
+        <w:rPr>
+          <w:noProof/>
+        </w:rPr>
+        <w:drawing>
+          <wp:inline distT="0" distB="0" distL="0" distR="0" wp14:anchorId="55182390" wp14:editId="2FA16D5C">
+            <wp:extent cx="3003550" cy="1181396"/>
+            <wp:effectExtent l="0" t="0" r="6350" b="0"/>
+            <wp:docPr id="60" name="Imagem 60"/>
+            <wp:cNvGraphicFramePr>
+              <a:graphicFrameLocks xmlns:a="http://schemas.openxmlformats.org/drawingml/2006/main" noChangeAspect="1"/>
+            </wp:cNvGraphicFramePr>
+            <a:graphic xmlns:a="http://schemas.openxmlformats.org/drawingml/2006/main">
+              <a:graphicData uri="http://schemas.openxmlformats.org/drawingml/2006/picture">
+                <pic:pic xmlns:pic="http://schemas.openxmlformats.org/drawingml/2006/picture">
+                  <pic:nvPicPr>
+                    <pic:cNvPr id="1" name=""/>
+                    <pic:cNvPicPr/>
+                  </pic:nvPicPr>
+                  <pic:blipFill>
+                    <a:blip r:embed="rId62"/>
+                    <a:stretch>
+                      <a:fillRect/>
+                    </a:stretch>
+                  </pic:blipFill>
+                  <pic:spPr>
+                    <a:xfrm>
+                      <a:off x="0" y="0"/>
+                      <a:ext cx="3035205" cy="1193847"/>
+                    </a:xfrm>
+                    <a:prstGeom prst="rect">
+                      <a:avLst/>
+                    </a:prstGeom>
+                  </pic:spPr>
+                </pic:pic>
+              </a:graphicData>
+            </a:graphic>
+          </wp:inline>
+        </w:drawing>
       </w:r>
     </w:p>
     <w:p/>
@@ -6989,6 +8341,12 @@
       <w:pPr>
         <w:pStyle w:val="NormalWeb"/>
         <w:spacing w:before="0" w:beforeAutospacing="0" w:after="0" w:afterAutospacing="0"/>
+        <w:rPr>
+          <w:rFonts w:ascii="Calibri" w:hAnsi="Calibri" w:cs="Calibri"/>
+          <w:color w:val="000000"/>
+          <w:sz w:val="22"/>
+          <w:szCs w:val="22"/>
+        </w:rPr>
       </w:pPr>
       <w:proofErr w:type="gramStart"/>
       <w:r>
@@ -6998,7 +8356,7 @@
           <w:sz w:val="22"/>
           <w:szCs w:val="22"/>
         </w:rPr>
-        <w:t>25) Selecione</w:t>
+        <w:t>23) Faça</w:t>
       </w:r>
       <w:proofErr w:type="gramEnd"/>
       <w:r>
@@ -7008,9 +8366,8 @@
           <w:sz w:val="22"/>
           <w:szCs w:val="22"/>
         </w:rPr>
-        <w:t xml:space="preserve"> </w:t>
-      </w:r>
-      <w:proofErr w:type="spellStart"/>
+        <w:t xml:space="preserve"> o comando que </w:t>
+      </w:r>
       <w:r>
         <w:rPr>
           <w:rFonts w:ascii="Calibri" w:hAnsi="Calibri" w:cs="Calibri"/>
@@ -7020,19 +8377,150 @@
           <w:sz w:val="22"/>
           <w:szCs w:val="22"/>
         </w:rPr>
-        <w:t>codimovel</w:t>
-      </w:r>
-      <w:proofErr w:type="spellEnd"/>
-      <w:r>
-        <w:rPr>
-          <w:rFonts w:ascii="Calibri" w:hAnsi="Calibri" w:cs="Calibri"/>
-          <w:color w:val="000000"/>
-          <w:sz w:val="22"/>
-          <w:szCs w:val="22"/>
-        </w:rPr>
-        <w:t xml:space="preserve"> e o </w:t>
-      </w:r>
-      <w:proofErr w:type="spellStart"/>
+        <w:t>Conte quantos registros</w:t>
+      </w:r>
+      <w:r>
+        <w:rPr>
+          <w:rFonts w:ascii="Calibri" w:hAnsi="Calibri" w:cs="Calibri"/>
+          <w:color w:val="000000"/>
+          <w:sz w:val="22"/>
+          <w:szCs w:val="22"/>
+        </w:rPr>
+        <w:t xml:space="preserve"> de aluguéis tem nessa imobiliária</w:t>
+      </w:r>
+    </w:p>
+    <w:p>
+      <w:pPr>
+        <w:pStyle w:val="NormalWeb"/>
+        <w:spacing w:before="0" w:beforeAutospacing="0" w:after="0" w:afterAutospacing="0"/>
+        <w:rPr>
+          <w:rFonts w:ascii="Calibri" w:hAnsi="Calibri" w:cs="Calibri"/>
+          <w:color w:val="000000"/>
+          <w:sz w:val="22"/>
+          <w:szCs w:val="22"/>
+        </w:rPr>
+      </w:pPr>
+    </w:p>
+    <w:p>
+      <w:pPr>
+        <w:pStyle w:val="NormalWeb"/>
+        <w:spacing w:before="0" w:beforeAutospacing="0" w:after="0" w:afterAutospacing="0"/>
+      </w:pPr>
+      <w:r>
+        <w:rPr>
+          <w:noProof/>
+        </w:rPr>
+        <w:drawing>
+          <wp:inline distT="0" distB="0" distL="0" distR="0" wp14:anchorId="65B9AA32" wp14:editId="430AAD83">
+            <wp:extent cx="2681624" cy="425450"/>
+            <wp:effectExtent l="0" t="0" r="4445" b="0"/>
+            <wp:docPr id="61" name="Imagem 61"/>
+            <wp:cNvGraphicFramePr>
+              <a:graphicFrameLocks xmlns:a="http://schemas.openxmlformats.org/drawingml/2006/main" noChangeAspect="1"/>
+            </wp:cNvGraphicFramePr>
+            <a:graphic xmlns:a="http://schemas.openxmlformats.org/drawingml/2006/main">
+              <a:graphicData uri="http://schemas.openxmlformats.org/drawingml/2006/picture">
+                <pic:pic xmlns:pic="http://schemas.openxmlformats.org/drawingml/2006/picture">
+                  <pic:nvPicPr>
+                    <pic:cNvPr id="1" name=""/>
+                    <pic:cNvPicPr/>
+                  </pic:nvPicPr>
+                  <pic:blipFill>
+                    <a:blip r:embed="rId63"/>
+                    <a:stretch>
+                      <a:fillRect/>
+                    </a:stretch>
+                  </pic:blipFill>
+                  <pic:spPr>
+                    <a:xfrm>
+                      <a:off x="0" y="0"/>
+                      <a:ext cx="2744726" cy="435461"/>
+                    </a:xfrm>
+                    <a:prstGeom prst="rect">
+                      <a:avLst/>
+                    </a:prstGeom>
+                  </pic:spPr>
+                </pic:pic>
+              </a:graphicData>
+            </a:graphic>
+          </wp:inline>
+        </w:drawing>
+      </w:r>
+    </w:p>
+    <w:p/>
+    <w:p>
+      <w:r>
+        <w:rPr>
+          <w:noProof/>
+        </w:rPr>
+        <w:drawing>
+          <wp:inline distT="0" distB="0" distL="0" distR="0" wp14:anchorId="67B41425" wp14:editId="17DC1071">
+            <wp:extent cx="1128840" cy="469900"/>
+            <wp:effectExtent l="0" t="0" r="0" b="6350"/>
+            <wp:docPr id="62" name="Imagem 62"/>
+            <wp:cNvGraphicFramePr>
+              <a:graphicFrameLocks xmlns:a="http://schemas.openxmlformats.org/drawingml/2006/main" noChangeAspect="1"/>
+            </wp:cNvGraphicFramePr>
+            <a:graphic xmlns:a="http://schemas.openxmlformats.org/drawingml/2006/main">
+              <a:graphicData uri="http://schemas.openxmlformats.org/drawingml/2006/picture">
+                <pic:pic xmlns:pic="http://schemas.openxmlformats.org/drawingml/2006/picture">
+                  <pic:nvPicPr>
+                    <pic:cNvPr id="1" name=""/>
+                    <pic:cNvPicPr/>
+                  </pic:nvPicPr>
+                  <pic:blipFill>
+                    <a:blip r:embed="rId64"/>
+                    <a:stretch>
+                      <a:fillRect/>
+                    </a:stretch>
+                  </pic:blipFill>
+                  <pic:spPr>
+                    <a:xfrm>
+                      <a:off x="0" y="0"/>
+                      <a:ext cx="1143384" cy="475954"/>
+                    </a:xfrm>
+                    <a:prstGeom prst="rect">
+                      <a:avLst/>
+                    </a:prstGeom>
+                  </pic:spPr>
+                </pic:pic>
+              </a:graphicData>
+            </a:graphic>
+          </wp:inline>
+        </w:drawing>
+      </w:r>
+    </w:p>
+    <w:p>
+      <w:pPr>
+        <w:pStyle w:val="NormalWeb"/>
+        <w:spacing w:before="0" w:beforeAutospacing="0" w:after="0" w:afterAutospacing="0"/>
+        <w:rPr>
+          <w:rFonts w:ascii="Calibri" w:hAnsi="Calibri" w:cs="Calibri"/>
+          <w:color w:val="000000"/>
+          <w:sz w:val="22"/>
+          <w:szCs w:val="22"/>
+        </w:rPr>
+      </w:pPr>
+      <w:proofErr w:type="gramStart"/>
+      <w:r>
+        <w:rPr>
+          <w:rFonts w:ascii="Calibri" w:hAnsi="Calibri" w:cs="Calibri"/>
+          <w:color w:val="000000"/>
+          <w:sz w:val="22"/>
+          <w:szCs w:val="22"/>
+        </w:rPr>
+        <w:t>24) Faça</w:t>
+      </w:r>
+      <w:proofErr w:type="gramEnd"/>
+      <w:r>
+        <w:rPr>
+          <w:rFonts w:ascii="Calibri" w:hAnsi="Calibri" w:cs="Calibri"/>
+          <w:color w:val="000000"/>
+          <w:sz w:val="22"/>
+          <w:szCs w:val="22"/>
+        </w:rPr>
+        <w:t xml:space="preserve"> o comando que </w:t>
+      </w:r>
       <w:r>
         <w:rPr>
           <w:rFonts w:ascii="Calibri" w:hAnsi="Calibri" w:cs="Calibri"/>
@@ -7042,24 +8530,130 @@
           <w:sz w:val="22"/>
           <w:szCs w:val="22"/>
         </w:rPr>
-        <w:t>valorimovel</w:t>
-      </w:r>
-      <w:proofErr w:type="spellEnd"/>
-      <w:r>
-        <w:rPr>
-          <w:rFonts w:ascii="Calibri" w:hAnsi="Calibri" w:cs="Calibri"/>
-          <w:color w:val="000000"/>
-          <w:sz w:val="22"/>
-          <w:szCs w:val="22"/>
-        </w:rPr>
-        <w:t xml:space="preserve"> mais caro</w:t>
+        <w:t>calcule a média</w:t>
+      </w:r>
+      <w:r>
+        <w:rPr>
+          <w:rFonts w:ascii="Calibri" w:hAnsi="Calibri" w:cs="Calibri"/>
+          <w:color w:val="000000"/>
+          <w:sz w:val="22"/>
+          <w:szCs w:val="22"/>
+        </w:rPr>
+        <w:t xml:space="preserve"> dos valores dos aluguéis</w:t>
+      </w:r>
+    </w:p>
+    <w:p>
+      <w:pPr>
+        <w:pStyle w:val="NormalWeb"/>
+        <w:spacing w:before="0" w:beforeAutospacing="0" w:after="0" w:afterAutospacing="0"/>
+        <w:rPr>
+          <w:rFonts w:ascii="Calibri" w:hAnsi="Calibri" w:cs="Calibri"/>
+          <w:color w:val="000000"/>
+          <w:sz w:val="22"/>
+          <w:szCs w:val="22"/>
+        </w:rPr>
+      </w:pPr>
+    </w:p>
+    <w:p>
+      <w:pPr>
+        <w:pStyle w:val="NormalWeb"/>
+        <w:spacing w:before="0" w:beforeAutospacing="0" w:after="0" w:afterAutospacing="0"/>
+      </w:pPr>
+      <w:r>
+        <w:rPr>
+          <w:noProof/>
+        </w:rPr>
+        <w:drawing>
+          <wp:inline distT="0" distB="0" distL="0" distR="0" wp14:anchorId="713CC14E" wp14:editId="5DC92BB5">
+            <wp:extent cx="2743200" cy="353085"/>
+            <wp:effectExtent l="0" t="0" r="0" b="8890"/>
+            <wp:docPr id="63" name="Imagem 63"/>
+            <wp:cNvGraphicFramePr>
+              <a:graphicFrameLocks xmlns:a="http://schemas.openxmlformats.org/drawingml/2006/main" noChangeAspect="1"/>
+            </wp:cNvGraphicFramePr>
+            <a:graphic xmlns:a="http://schemas.openxmlformats.org/drawingml/2006/main">
+              <a:graphicData uri="http://schemas.openxmlformats.org/drawingml/2006/picture">
+                <pic:pic xmlns:pic="http://schemas.openxmlformats.org/drawingml/2006/picture">
+                  <pic:nvPicPr>
+                    <pic:cNvPr id="1" name=""/>
+                    <pic:cNvPicPr/>
+                  </pic:nvPicPr>
+                  <pic:blipFill>
+                    <a:blip r:embed="rId65"/>
+                    <a:stretch>
+                      <a:fillRect/>
+                    </a:stretch>
+                  </pic:blipFill>
+                  <pic:spPr>
+                    <a:xfrm>
+                      <a:off x="0" y="0"/>
+                      <a:ext cx="2801497" cy="360589"/>
+                    </a:xfrm>
+                    <a:prstGeom prst="rect">
+                      <a:avLst/>
+                    </a:prstGeom>
+                  </pic:spPr>
+                </pic:pic>
+              </a:graphicData>
+            </a:graphic>
+          </wp:inline>
+        </w:drawing>
       </w:r>
     </w:p>
     <w:p/>
     <w:p>
-      <w:pPr>
-        <w:pStyle w:val="NormalWeb"/>
-        <w:spacing w:before="0" w:beforeAutospacing="0" w:after="0" w:afterAutospacing="0"/>
+      <w:r>
+        <w:rPr>
+          <w:noProof/>
+        </w:rPr>
+        <w:lastRenderedPageBreak/>
+        <w:drawing>
+          <wp:inline distT="0" distB="0" distL="0" distR="0" wp14:anchorId="15C72E30" wp14:editId="5FC87B97">
+            <wp:extent cx="990241" cy="552450"/>
+            <wp:effectExtent l="0" t="0" r="635" b="0"/>
+            <wp:docPr id="64" name="Imagem 64"/>
+            <wp:cNvGraphicFramePr>
+              <a:graphicFrameLocks xmlns:a="http://schemas.openxmlformats.org/drawingml/2006/main" noChangeAspect="1"/>
+            </wp:cNvGraphicFramePr>
+            <a:graphic xmlns:a="http://schemas.openxmlformats.org/drawingml/2006/main">
+              <a:graphicData uri="http://schemas.openxmlformats.org/drawingml/2006/picture">
+                <pic:pic xmlns:pic="http://schemas.openxmlformats.org/drawingml/2006/picture">
+                  <pic:nvPicPr>
+                    <pic:cNvPr id="1" name=""/>
+                    <pic:cNvPicPr/>
+                  </pic:nvPicPr>
+                  <pic:blipFill>
+                    <a:blip r:embed="rId66"/>
+                    <a:stretch>
+                      <a:fillRect/>
+                    </a:stretch>
+                  </pic:blipFill>
+                  <pic:spPr>
+                    <a:xfrm>
+                      <a:off x="0" y="0"/>
+                      <a:ext cx="1004160" cy="560215"/>
+                    </a:xfrm>
+                    <a:prstGeom prst="rect">
+                      <a:avLst/>
+                    </a:prstGeom>
+                  </pic:spPr>
+                </pic:pic>
+              </a:graphicData>
+            </a:graphic>
+          </wp:inline>
+        </w:drawing>
+      </w:r>
+    </w:p>
+    <w:p>
+      <w:pPr>
+        <w:pStyle w:val="NormalWeb"/>
+        <w:spacing w:before="0" w:beforeAutospacing="0" w:after="0" w:afterAutospacing="0"/>
+        <w:rPr>
+          <w:rFonts w:ascii="Calibri" w:hAnsi="Calibri" w:cs="Calibri"/>
+          <w:color w:val="000000"/>
+          <w:sz w:val="22"/>
+          <w:szCs w:val="22"/>
+        </w:rPr>
       </w:pPr>
       <w:proofErr w:type="gramStart"/>
       <w:r>
@@ -7069,8 +8663,7 @@
           <w:sz w:val="22"/>
           <w:szCs w:val="22"/>
         </w:rPr>
-        <w:lastRenderedPageBreak/>
-        <w:t>26) Selecione</w:t>
+        <w:t>25) Selecione</w:t>
       </w:r>
       <w:proofErr w:type="gramEnd"/>
       <w:r>
@@ -7124,7 +8717,117 @@
           <w:sz w:val="22"/>
           <w:szCs w:val="22"/>
         </w:rPr>
-        <w:t xml:space="preserve"> mais barato</w:t>
+        <w:t xml:space="preserve"> mais caro</w:t>
+      </w:r>
+    </w:p>
+    <w:p>
+      <w:pPr>
+        <w:pStyle w:val="NormalWeb"/>
+        <w:spacing w:before="0" w:beforeAutospacing="0" w:after="0" w:afterAutospacing="0"/>
+        <w:rPr>
+          <w:rFonts w:ascii="Calibri" w:hAnsi="Calibri" w:cs="Calibri"/>
+          <w:color w:val="000000"/>
+          <w:sz w:val="22"/>
+          <w:szCs w:val="22"/>
+        </w:rPr>
+      </w:pPr>
+    </w:p>
+    <w:p>
+      <w:pPr>
+        <w:pStyle w:val="NormalWeb"/>
+        <w:spacing w:before="0" w:beforeAutospacing="0" w:after="0" w:afterAutospacing="0"/>
+      </w:pPr>
+      <w:r>
+        <w:rPr>
+          <w:noProof/>
+        </w:rPr>
+        <w:drawing>
+          <wp:inline distT="0" distB="0" distL="0" distR="0" wp14:anchorId="4540EB7D" wp14:editId="0004C65F">
+            <wp:extent cx="2368550" cy="613344"/>
+            <wp:effectExtent l="0" t="0" r="0" b="0"/>
+            <wp:docPr id="65" name="Imagem 65"/>
+            <wp:cNvGraphicFramePr>
+              <a:graphicFrameLocks xmlns:a="http://schemas.openxmlformats.org/drawingml/2006/main" noChangeAspect="1"/>
+            </wp:cNvGraphicFramePr>
+            <a:graphic xmlns:a="http://schemas.openxmlformats.org/drawingml/2006/main">
+              <a:graphicData uri="http://schemas.openxmlformats.org/drawingml/2006/picture">
+                <pic:pic xmlns:pic="http://schemas.openxmlformats.org/drawingml/2006/picture">
+                  <pic:nvPicPr>
+                    <pic:cNvPr id="1" name=""/>
+                    <pic:cNvPicPr/>
+                  </pic:nvPicPr>
+                  <pic:blipFill>
+                    <a:blip r:embed="rId67"/>
+                    <a:stretch>
+                      <a:fillRect/>
+                    </a:stretch>
+                  </pic:blipFill>
+                  <pic:spPr>
+                    <a:xfrm>
+                      <a:off x="0" y="0"/>
+                      <a:ext cx="2393647" cy="619843"/>
+                    </a:xfrm>
+                    <a:prstGeom prst="rect">
+                      <a:avLst/>
+                    </a:prstGeom>
+                  </pic:spPr>
+                </pic:pic>
+              </a:graphicData>
+            </a:graphic>
+          </wp:inline>
+        </w:drawing>
+      </w:r>
+    </w:p>
+    <w:p>
+      <w:pPr>
+        <w:pStyle w:val="NormalWeb"/>
+        <w:spacing w:before="0" w:beforeAutospacing="0" w:after="0" w:afterAutospacing="0"/>
+      </w:pPr>
+    </w:p>
+    <w:p>
+      <w:pPr>
+        <w:pStyle w:val="NormalWeb"/>
+        <w:spacing w:before="0" w:beforeAutospacing="0" w:after="0" w:afterAutospacing="0"/>
+      </w:pPr>
+      <w:r>
+        <w:rPr>
+          <w:noProof/>
+        </w:rPr>
+        <w:drawing>
+          <wp:inline distT="0" distB="0" distL="0" distR="0" wp14:anchorId="20148F63" wp14:editId="1D9859C5">
+            <wp:extent cx="2398183" cy="654050"/>
+            <wp:effectExtent l="0" t="0" r="2540" b="0"/>
+            <wp:docPr id="66" name="Imagem 66"/>
+            <wp:cNvGraphicFramePr>
+              <a:graphicFrameLocks xmlns:a="http://schemas.openxmlformats.org/drawingml/2006/main" noChangeAspect="1"/>
+            </wp:cNvGraphicFramePr>
+            <a:graphic xmlns:a="http://schemas.openxmlformats.org/drawingml/2006/main">
+              <a:graphicData uri="http://schemas.openxmlformats.org/drawingml/2006/picture">
+                <pic:pic xmlns:pic="http://schemas.openxmlformats.org/drawingml/2006/picture">
+                  <pic:nvPicPr>
+                    <pic:cNvPr id="1" name=""/>
+                    <pic:cNvPicPr/>
+                  </pic:nvPicPr>
+                  <pic:blipFill>
+                    <a:blip r:embed="rId68"/>
+                    <a:stretch>
+                      <a:fillRect/>
+                    </a:stretch>
+                  </pic:blipFill>
+                  <pic:spPr>
+                    <a:xfrm>
+                      <a:off x="0" y="0"/>
+                      <a:ext cx="2430125" cy="662761"/>
+                    </a:xfrm>
+                    <a:prstGeom prst="rect">
+                      <a:avLst/>
+                    </a:prstGeom>
+                  </pic:spPr>
+                </pic:pic>
+              </a:graphicData>
+            </a:graphic>
+          </wp:inline>
+        </w:drawing>
       </w:r>
     </w:p>
     <w:p/>
@@ -7132,16 +8835,13 @@
       <w:pPr>
         <w:pStyle w:val="NormalWeb"/>
         <w:spacing w:before="0" w:beforeAutospacing="0" w:after="0" w:afterAutospacing="0"/>
-      </w:pPr>
-      <w:r>
-        <w:rPr>
-          <w:rFonts w:ascii="Calibri" w:hAnsi="Calibri" w:cs="Calibri"/>
-          <w:color w:val="000000"/>
-          <w:sz w:val="22"/>
-          <w:szCs w:val="22"/>
-        </w:rPr>
-        <w:t>27) </w:t>
-      </w:r>
+        <w:rPr>
+          <w:rFonts w:ascii="Calibri" w:hAnsi="Calibri" w:cs="Calibri"/>
+          <w:color w:val="000000"/>
+          <w:sz w:val="22"/>
+          <w:szCs w:val="22"/>
+        </w:rPr>
+      </w:pPr>
       <w:proofErr w:type="gramStart"/>
       <w:r>
         <w:rPr>
@@ -7150,7 +8850,7 @@
           <w:sz w:val="22"/>
           <w:szCs w:val="22"/>
         </w:rPr>
-        <w:t xml:space="preserve"> Mostre</w:t>
+        <w:t>26) Selecione</w:t>
       </w:r>
       <w:proofErr w:type="gramEnd"/>
       <w:r>
@@ -7160,35 +8860,9 @@
           <w:sz w:val="22"/>
           <w:szCs w:val="22"/>
         </w:rPr>
-        <w:t xml:space="preserve"> os contratos de aluguéis vencidos e mostre também a quantidade de dias que estão vencidos?</w:t>
-      </w:r>
-    </w:p>
-    <w:p/>
-    <w:p>
-      <w:pPr>
-        <w:pStyle w:val="NormalWeb"/>
-        <w:spacing w:before="0" w:beforeAutospacing="0" w:after="0" w:afterAutospacing="0"/>
-      </w:pPr>
-      <w:proofErr w:type="gramStart"/>
-      <w:r>
-        <w:rPr>
-          <w:rFonts w:ascii="Calibri" w:hAnsi="Calibri" w:cs="Calibri"/>
-          <w:color w:val="000000"/>
-          <w:sz w:val="22"/>
-          <w:szCs w:val="22"/>
-        </w:rPr>
-        <w:t>28) Faça</w:t>
-      </w:r>
-      <w:proofErr w:type="gramEnd"/>
-      <w:r>
-        <w:rPr>
-          <w:rFonts w:ascii="Calibri" w:hAnsi="Calibri" w:cs="Calibri"/>
-          <w:color w:val="000000"/>
-          <w:sz w:val="22"/>
-          <w:szCs w:val="22"/>
-        </w:rPr>
-        <w:t xml:space="preserve"> a </w:t>
-      </w:r>
+        <w:t xml:space="preserve"> </w:t>
+      </w:r>
+      <w:proofErr w:type="spellStart"/>
       <w:r>
         <w:rPr>
           <w:rFonts w:ascii="Calibri" w:hAnsi="Calibri" w:cs="Calibri"/>
@@ -7198,16 +8872,17 @@
           <w:sz w:val="22"/>
           <w:szCs w:val="22"/>
         </w:rPr>
-        <w:t>soma</w:t>
-      </w:r>
-      <w:r>
-        <w:rPr>
-          <w:rFonts w:ascii="Calibri" w:hAnsi="Calibri" w:cs="Calibri"/>
-          <w:color w:val="000000"/>
-          <w:sz w:val="22"/>
-          <w:szCs w:val="22"/>
-        </w:rPr>
-        <w:t xml:space="preserve"> de todos os </w:t>
+        <w:t>codimovel</w:t>
+      </w:r>
+      <w:proofErr w:type="spellEnd"/>
+      <w:r>
+        <w:rPr>
+          <w:rFonts w:ascii="Calibri" w:hAnsi="Calibri" w:cs="Calibri"/>
+          <w:color w:val="000000"/>
+          <w:sz w:val="22"/>
+          <w:szCs w:val="22"/>
+        </w:rPr>
+        <w:t xml:space="preserve"> e o </w:t>
       </w:r>
       <w:proofErr w:type="spellStart"/>
       <w:r>
@@ -7219,9 +8894,216 @@
           <w:sz w:val="22"/>
           <w:szCs w:val="22"/>
         </w:rPr>
-        <w:t>valoresalguel</w:t>
+        <w:t>valorimovel</w:t>
       </w:r>
       <w:proofErr w:type="spellEnd"/>
+      <w:r>
+        <w:rPr>
+          <w:rFonts w:ascii="Calibri" w:hAnsi="Calibri" w:cs="Calibri"/>
+          <w:color w:val="000000"/>
+          <w:sz w:val="22"/>
+          <w:szCs w:val="22"/>
+        </w:rPr>
+        <w:t xml:space="preserve"> mais barato</w:t>
+      </w:r>
+    </w:p>
+    <w:p>
+      <w:pPr>
+        <w:pStyle w:val="NormalWeb"/>
+        <w:spacing w:before="0" w:beforeAutospacing="0" w:after="0" w:afterAutospacing="0"/>
+        <w:rPr>
+          <w:rFonts w:ascii="Calibri" w:hAnsi="Calibri" w:cs="Calibri"/>
+          <w:color w:val="000000"/>
+          <w:sz w:val="22"/>
+          <w:szCs w:val="22"/>
+        </w:rPr>
+      </w:pPr>
+    </w:p>
+    <w:p>
+      <w:pPr>
+        <w:pStyle w:val="NormalWeb"/>
+        <w:spacing w:before="0" w:beforeAutospacing="0" w:after="0" w:afterAutospacing="0"/>
+      </w:pPr>
+      <w:r>
+        <w:rPr>
+          <w:noProof/>
+        </w:rPr>
+        <w:drawing>
+          <wp:inline distT="0" distB="0" distL="0" distR="0" wp14:anchorId="5931DE7F" wp14:editId="7DC9BA92">
+            <wp:extent cx="2784341" cy="546100"/>
+            <wp:effectExtent l="0" t="0" r="0" b="6350"/>
+            <wp:docPr id="67" name="Imagem 67"/>
+            <wp:cNvGraphicFramePr>
+              <a:graphicFrameLocks xmlns:a="http://schemas.openxmlformats.org/drawingml/2006/main" noChangeAspect="1"/>
+            </wp:cNvGraphicFramePr>
+            <a:graphic xmlns:a="http://schemas.openxmlformats.org/drawingml/2006/main">
+              <a:graphicData uri="http://schemas.openxmlformats.org/drawingml/2006/picture">
+                <pic:pic xmlns:pic="http://schemas.openxmlformats.org/drawingml/2006/picture">
+                  <pic:nvPicPr>
+                    <pic:cNvPr id="1" name=""/>
+                    <pic:cNvPicPr/>
+                  </pic:nvPicPr>
+                  <pic:blipFill>
+                    <a:blip r:embed="rId69"/>
+                    <a:stretch>
+                      <a:fillRect/>
+                    </a:stretch>
+                  </pic:blipFill>
+                  <pic:spPr>
+                    <a:xfrm>
+                      <a:off x="0" y="0"/>
+                      <a:ext cx="2804626" cy="550078"/>
+                    </a:xfrm>
+                    <a:prstGeom prst="rect">
+                      <a:avLst/>
+                    </a:prstGeom>
+                  </pic:spPr>
+                </pic:pic>
+              </a:graphicData>
+            </a:graphic>
+          </wp:inline>
+        </w:drawing>
+      </w:r>
+    </w:p>
+    <w:p>
+      <w:pPr>
+        <w:pStyle w:val="NormalWeb"/>
+        <w:spacing w:before="0" w:beforeAutospacing="0" w:after="0" w:afterAutospacing="0"/>
+      </w:pPr>
+      <w:r>
+        <w:rPr>
+          <w:noProof/>
+        </w:rPr>
+        <w:drawing>
+          <wp:inline distT="0" distB="0" distL="0" distR="0" wp14:anchorId="108F1C59" wp14:editId="5EB22457">
+            <wp:extent cx="1813006" cy="539750"/>
+            <wp:effectExtent l="0" t="0" r="0" b="0"/>
+            <wp:docPr id="68" name="Imagem 68"/>
+            <wp:cNvGraphicFramePr>
+              <a:graphicFrameLocks xmlns:a="http://schemas.openxmlformats.org/drawingml/2006/main" noChangeAspect="1"/>
+            </wp:cNvGraphicFramePr>
+            <a:graphic xmlns:a="http://schemas.openxmlformats.org/drawingml/2006/main">
+              <a:graphicData uri="http://schemas.openxmlformats.org/drawingml/2006/picture">
+                <pic:pic xmlns:pic="http://schemas.openxmlformats.org/drawingml/2006/picture">
+                  <pic:nvPicPr>
+                    <pic:cNvPr id="1" name=""/>
+                    <pic:cNvPicPr/>
+                  </pic:nvPicPr>
+                  <pic:blipFill>
+                    <a:blip r:embed="rId70"/>
+                    <a:stretch>
+                      <a:fillRect/>
+                    </a:stretch>
+                  </pic:blipFill>
+                  <pic:spPr>
+                    <a:xfrm>
+                      <a:off x="0" y="0"/>
+                      <a:ext cx="1830848" cy="545062"/>
+                    </a:xfrm>
+                    <a:prstGeom prst="rect">
+                      <a:avLst/>
+                    </a:prstGeom>
+                  </pic:spPr>
+                </pic:pic>
+              </a:graphicData>
+            </a:graphic>
+          </wp:inline>
+        </w:drawing>
+      </w:r>
+    </w:p>
+    <w:p/>
+    <w:p>
+      <w:pPr>
+        <w:pStyle w:val="NormalWeb"/>
+        <w:spacing w:before="0" w:beforeAutospacing="0" w:after="0" w:afterAutospacing="0"/>
+        <w:rPr>
+          <w:rFonts w:ascii="Calibri" w:hAnsi="Calibri" w:cs="Calibri"/>
+          <w:color w:val="000000"/>
+          <w:sz w:val="22"/>
+          <w:szCs w:val="22"/>
+        </w:rPr>
+      </w:pPr>
+      <w:r>
+        <w:rPr>
+          <w:rFonts w:ascii="Calibri" w:hAnsi="Calibri" w:cs="Calibri"/>
+          <w:color w:val="000000"/>
+          <w:sz w:val="22"/>
+          <w:szCs w:val="22"/>
+        </w:rPr>
+        <w:t>27) </w:t>
+      </w:r>
+      <w:proofErr w:type="gramStart"/>
+      <w:r>
+        <w:rPr>
+          <w:rFonts w:ascii="Calibri" w:hAnsi="Calibri" w:cs="Calibri"/>
+          <w:color w:val="000000"/>
+          <w:sz w:val="22"/>
+          <w:szCs w:val="22"/>
+        </w:rPr>
+        <w:t xml:space="preserve"> Mostre</w:t>
+      </w:r>
+      <w:proofErr w:type="gramEnd"/>
+      <w:r>
+        <w:rPr>
+          <w:rFonts w:ascii="Calibri" w:hAnsi="Calibri" w:cs="Calibri"/>
+          <w:color w:val="000000"/>
+          <w:sz w:val="22"/>
+          <w:szCs w:val="22"/>
+        </w:rPr>
+        <w:t xml:space="preserve"> os contratos de aluguéis vencidos e mostre também a quantidade de dias que estão vencidos?</w:t>
+      </w:r>
+    </w:p>
+    <w:p>
+      <w:pPr>
+        <w:pStyle w:val="NormalWeb"/>
+        <w:spacing w:before="0" w:beforeAutospacing="0" w:after="0" w:afterAutospacing="0"/>
+        <w:rPr>
+          <w:rFonts w:ascii="Calibri" w:hAnsi="Calibri" w:cs="Calibri"/>
+          <w:color w:val="000000"/>
+          <w:sz w:val="22"/>
+          <w:szCs w:val="22"/>
+        </w:rPr>
+      </w:pPr>
+    </w:p>
+    <w:p>
+      <w:pPr>
+        <w:pStyle w:val="NormalWeb"/>
+        <w:spacing w:before="0" w:beforeAutospacing="0" w:after="0" w:afterAutospacing="0"/>
+      </w:pPr>
+    </w:p>
+    <w:p/>
+    <w:p>
+      <w:pPr>
+        <w:pStyle w:val="NormalWeb"/>
+        <w:spacing w:before="0" w:beforeAutospacing="0" w:after="0" w:afterAutospacing="0"/>
+        <w:rPr>
+          <w:rFonts w:ascii="Calibri" w:hAnsi="Calibri" w:cs="Calibri"/>
+          <w:color w:val="000000"/>
+          <w:sz w:val="22"/>
+          <w:szCs w:val="22"/>
+        </w:rPr>
+      </w:pPr>
+      <w:proofErr w:type="gramStart"/>
+      <w:r>
+        <w:rPr>
+          <w:rFonts w:ascii="Calibri" w:hAnsi="Calibri" w:cs="Calibri"/>
+          <w:color w:val="000000"/>
+          <w:sz w:val="22"/>
+          <w:szCs w:val="22"/>
+        </w:rPr>
+        <w:lastRenderedPageBreak/>
+        <w:t>28) Faça</w:t>
+      </w:r>
+      <w:proofErr w:type="gramEnd"/>
+      <w:r>
+        <w:rPr>
+          <w:rFonts w:ascii="Calibri" w:hAnsi="Calibri" w:cs="Calibri"/>
+          <w:color w:val="000000"/>
+          <w:sz w:val="22"/>
+          <w:szCs w:val="22"/>
+        </w:rPr>
+        <w:t xml:space="preserve"> a </w:t>
+      </w:r>
       <w:r>
         <w:rPr>
           <w:rFonts w:ascii="Calibri" w:hAnsi="Calibri" w:cs="Calibri"/>
@@ -7231,6 +9113,39 @@
           <w:sz w:val="22"/>
           <w:szCs w:val="22"/>
         </w:rPr>
+        <w:t>soma</w:t>
+      </w:r>
+      <w:r>
+        <w:rPr>
+          <w:rFonts w:ascii="Calibri" w:hAnsi="Calibri" w:cs="Calibri"/>
+          <w:color w:val="000000"/>
+          <w:sz w:val="22"/>
+          <w:szCs w:val="22"/>
+        </w:rPr>
+        <w:t xml:space="preserve"> de todos os </w:t>
+      </w:r>
+      <w:proofErr w:type="spellStart"/>
+      <w:r>
+        <w:rPr>
+          <w:rFonts w:ascii="Calibri" w:hAnsi="Calibri" w:cs="Calibri"/>
+          <w:b/>
+          <w:bCs/>
+          <w:color w:val="000000"/>
+          <w:sz w:val="22"/>
+          <w:szCs w:val="22"/>
+        </w:rPr>
+        <w:t>valoresalguel</w:t>
+      </w:r>
+      <w:proofErr w:type="spellEnd"/>
+      <w:r>
+        <w:rPr>
+          <w:rFonts w:ascii="Calibri" w:hAnsi="Calibri" w:cs="Calibri"/>
+          <w:b/>
+          <w:bCs/>
+          <w:color w:val="000000"/>
+          <w:sz w:val="22"/>
+          <w:szCs w:val="22"/>
+        </w:rPr>
         <w:t xml:space="preserve"> </w:t>
       </w:r>
       <w:r>
@@ -7241,6 +9156,118 @@
           <w:szCs w:val="22"/>
         </w:rPr>
         <w:t>dos imóveis;</w:t>
+      </w:r>
+    </w:p>
+    <w:p>
+      <w:pPr>
+        <w:pStyle w:val="NormalWeb"/>
+        <w:spacing w:before="0" w:beforeAutospacing="0" w:after="0" w:afterAutospacing="0"/>
+        <w:rPr>
+          <w:rFonts w:ascii="Calibri" w:hAnsi="Calibri" w:cs="Calibri"/>
+          <w:color w:val="000000"/>
+          <w:sz w:val="22"/>
+          <w:szCs w:val="22"/>
+        </w:rPr>
+      </w:pPr>
+    </w:p>
+    <w:p>
+      <w:pPr>
+        <w:pStyle w:val="NormalWeb"/>
+        <w:spacing w:before="0" w:beforeAutospacing="0" w:after="0" w:afterAutospacing="0"/>
+      </w:pPr>
+      <w:r>
+        <w:rPr>
+          <w:noProof/>
+        </w:rPr>
+        <w:drawing>
+          <wp:inline distT="0" distB="0" distL="0" distR="0" wp14:anchorId="726B2062" wp14:editId="13988653">
+            <wp:extent cx="2908300" cy="444227"/>
+            <wp:effectExtent l="0" t="0" r="6350" b="0"/>
+            <wp:docPr id="69" name="Imagem 69"/>
+            <wp:cNvGraphicFramePr>
+              <a:graphicFrameLocks xmlns:a="http://schemas.openxmlformats.org/drawingml/2006/main" noChangeAspect="1"/>
+            </wp:cNvGraphicFramePr>
+            <a:graphic xmlns:a="http://schemas.openxmlformats.org/drawingml/2006/main">
+              <a:graphicData uri="http://schemas.openxmlformats.org/drawingml/2006/picture">
+                <pic:pic xmlns:pic="http://schemas.openxmlformats.org/drawingml/2006/picture">
+                  <pic:nvPicPr>
+                    <pic:cNvPr id="1" name=""/>
+                    <pic:cNvPicPr/>
+                  </pic:nvPicPr>
+                  <pic:blipFill>
+                    <a:blip r:embed="rId71"/>
+                    <a:stretch>
+                      <a:fillRect/>
+                    </a:stretch>
+                  </pic:blipFill>
+                  <pic:spPr>
+                    <a:xfrm>
+                      <a:off x="0" y="0"/>
+                      <a:ext cx="2990511" cy="456784"/>
+                    </a:xfrm>
+                    <a:prstGeom prst="rect">
+                      <a:avLst/>
+                    </a:prstGeom>
+                  </pic:spPr>
+                </pic:pic>
+              </a:graphicData>
+            </a:graphic>
+          </wp:inline>
+        </w:drawing>
+      </w:r>
+      <w:bookmarkStart w:id="0" w:name="_GoBack"/>
+      <w:bookmarkEnd w:id="0"/>
+    </w:p>
+    <w:p>
+      <w:pPr>
+        <w:pStyle w:val="NormalWeb"/>
+        <w:spacing w:before="0" w:beforeAutospacing="0" w:after="0" w:afterAutospacing="0"/>
+      </w:pPr>
+    </w:p>
+    <w:p>
+      <w:pPr>
+        <w:pStyle w:val="NormalWeb"/>
+        <w:spacing w:before="0" w:beforeAutospacing="0" w:after="0" w:afterAutospacing="0"/>
+      </w:pPr>
+      <w:r>
+        <w:rPr>
+          <w:noProof/>
+        </w:rPr>
+        <w:drawing>
+          <wp:inline distT="0" distB="0" distL="0" distR="0" wp14:anchorId="7398CAB6" wp14:editId="56F023DD">
+            <wp:extent cx="1320292" cy="438150"/>
+            <wp:effectExtent l="0" t="0" r="0" b="0"/>
+            <wp:docPr id="70" name="Imagem 70"/>
+            <wp:cNvGraphicFramePr>
+              <a:graphicFrameLocks xmlns:a="http://schemas.openxmlformats.org/drawingml/2006/main" noChangeAspect="1"/>
+            </wp:cNvGraphicFramePr>
+            <a:graphic xmlns:a="http://schemas.openxmlformats.org/drawingml/2006/main">
+              <a:graphicData uri="http://schemas.openxmlformats.org/drawingml/2006/picture">
+                <pic:pic xmlns:pic="http://schemas.openxmlformats.org/drawingml/2006/picture">
+                  <pic:nvPicPr>
+                    <pic:cNvPr id="1" name=""/>
+                    <pic:cNvPicPr/>
+                  </pic:nvPicPr>
+                  <pic:blipFill>
+                    <a:blip r:embed="rId72"/>
+                    <a:stretch>
+                      <a:fillRect/>
+                    </a:stretch>
+                  </pic:blipFill>
+                  <pic:spPr>
+                    <a:xfrm>
+                      <a:off x="0" y="0"/>
+                      <a:ext cx="1344791" cy="446280"/>
+                    </a:xfrm>
+                    <a:prstGeom prst="rect">
+                      <a:avLst/>
+                    </a:prstGeom>
+                  </pic:spPr>
+                </pic:pic>
+              </a:graphicData>
+            </a:graphic>
+          </wp:inline>
+        </w:drawing>
       </w:r>
     </w:p>
     <w:p>
